--- a/examples/demo_formal_integral_roundtrip_spec.docx
+++ b/examples/demo_formal_integral_roundtrip_spec.docx
@@ -1,6 +1,6 @@
 
 <file path=word/document.xml><?xml version="1.0" encoding="utf-8"?>
-<w:document xmlns:w="http://schemas.openxmlformats.org/wordprocessingml/2006/main" xmlns:r="http://schemas.openxmlformats.org/officeDocument/2006/relationships" xmlns:m="http://schemas.openxmlformats.org/wordprocessingml/2006/math" xmlns:mc="http://schemas.openxmlformats.org/markup-compatibility/2006" xmlns:w14="http://schemas.microsoft.com/office/word/2010/wordml" xmlns:w15="http://schemas.microsoft.com/office/word/2012/wordml" xmlns:w16="http://schemas.microsoft.com/office/word/2018/wordml" mc:Ignorable="w14 w15 w16">
+<w:document xmlns:w="http://schemas.openxmlformats.org/wordprocessingml/2006/main" xmlns:w14="http://schemas.microsoft.com/office/word/2010/wordml">
   <w:body>
     <w:p>
       <w:pPr>
@@ -19,7 +19,11 @@
       </w:r>
     </w:p>
     <w:p>
-      <w:pPr/>
+      <w:pPr>
+        <w:rPr>
+          <w:rStyle w:val="Emphasis"/>
+        </w:rPr>
+      </w:pPr>
       <w:r>
         <w:rPr>
           <w:rStyle w:val="Emphasis"/>
@@ -35,9 +39,7 @@
         <w:t>Date: November 1, 2024</w:t>
       </w:r>
     </w:p>
-    <w:p>
-      <w:pPr/>
-    </w:p>
+    <w:p/>
     <w:p>
       <w:pPr>
         <w:pStyle w:val="Heading2"/>
@@ -47,7 +49,6 @@
       </w:r>
     </w:p>
     <w:p>
-      <w:pPr/>
       <w:r>
         <w:t xml:space="preserve">Lorem ipsum dolor </w:t>
       </w:r>
@@ -133,7 +134,6 @@
       </w:r>
     </w:p>
     <w:p>
-      <w:pPr/>
       <w:r>
         <w:t xml:space="preserve">Ut </w:t>
       </w:r>
@@ -235,7 +235,6 @@
       </w:r>
     </w:p>
     <w:p>
-      <w:pPr/>
       <w:r>
         <w:t xml:space="preserve">Duis </w:t>
       </w:r>
@@ -320,9 +319,7 @@
         <w:t>. Strategic recommendations focus on leveraging current momentum while addressing identified areas for improvement in operational efficiency and market penetration.</w:t>
       </w:r>
     </w:p>
-    <w:p>
-      <w:pPr/>
-    </w:p>
+    <w:p/>
     <w:p>
       <w:pPr>
         <w:pStyle w:val="Heading2"/>
@@ -340,7 +337,6 @@
       </w:r>
     </w:p>
     <w:p>
-      <w:pPr/>
       <w:r>
         <w:t xml:space="preserve">Lorem ipsum dolor </w:t>
       </w:r>
@@ -466,7 +462,6 @@
       </w:r>
     </w:p>
     <w:p>
-      <w:pPr/>
       <w:proofErr w:type="spellStart"/>
       <w:r>
         <w:t>Pellentesque</w:t>
@@ -661,7 +656,6 @@
       </w:r>
     </w:p>
     <w:p>
-      <w:pPr/>
       <w:r>
         <w:t xml:space="preserve">Mauris </w:t>
       </w:r>
@@ -859,7 +853,6 @@
       </w:r>
     </w:p>
     <w:p>
-      <w:pPr/>
       <w:r>
         <w:t xml:space="preserve">Ac </w:t>
       </w:r>
@@ -1056,9 +1049,7 @@
         <w:t>.</w:t>
       </w:r>
     </w:p>
-    <w:p>
-      <w:pPr/>
-    </w:p>
+    <w:p/>
     <w:p>
       <w:pPr>
         <w:pStyle w:val="Quote"/>
@@ -1096,9 +1087,7 @@
         <w:t xml:space="preserve"> </w:t>
       </w:r>
     </w:p>
-    <w:p>
-      <w:pPr/>
-    </w:p>
+    <w:p/>
     <w:p>
       <w:pPr>
         <w:pStyle w:val="Heading2"/>
@@ -1116,7 +1105,6 @@
       </w:r>
     </w:p>
     <w:p>
-      <w:pPr/>
       <w:r>
         <w:t xml:space="preserve">Tellus integer </w:t>
       </w:r>
@@ -1314,7 +1302,6 @@
       </w:r>
     </w:p>
     <w:p>
-      <w:pPr/>
       <w:proofErr w:type="spellStart"/>
       <w:r>
         <w:t>Interdum</w:t>
@@ -1533,11 +1520,9 @@
       </w:r>
     </w:p>
     <w:p>
-      <w:pPr/>
       <w:r>
         <w:rPr>
           <w:b/>
-          <w:bCs/>
         </w:rPr>
         <w:t>The research methodology incorporated multiple data collection approaches:</w:t>
       </w:r>
@@ -1582,178 +1567,173 @@
         <w:t>Comparative benchmarking against industry standards</w:t>
       </w:r>
     </w:p>
+    <w:p/>
     <w:p>
-      <w:pPr/>
+      <w:r>
+        <w:t xml:space="preserve">In </w:t>
+      </w:r>
+      <w:proofErr w:type="spellStart"/>
+      <w:r>
+        <w:t>sagittis</w:t>
+      </w:r>
+      <w:proofErr w:type="spellEnd"/>
+      <w:r>
+        <w:t xml:space="preserve"> dui vel </w:t>
+      </w:r>
+      <w:proofErr w:type="spellStart"/>
+      <w:r>
+        <w:t>nisl</w:t>
+      </w:r>
+      <w:proofErr w:type="spellEnd"/>
+      <w:r>
+        <w:t xml:space="preserve"> </w:t>
+      </w:r>
+      <w:proofErr w:type="spellStart"/>
+      <w:r>
+        <w:t>praesent</w:t>
+      </w:r>
+      <w:proofErr w:type="spellEnd"/>
+      <w:r>
+        <w:t xml:space="preserve"> semper </w:t>
+      </w:r>
+      <w:proofErr w:type="spellStart"/>
+      <w:r>
+        <w:t>feugiat</w:t>
+      </w:r>
+      <w:proofErr w:type="spellEnd"/>
+      <w:r>
+        <w:t xml:space="preserve"> </w:t>
+      </w:r>
+      <w:proofErr w:type="spellStart"/>
+      <w:r>
+        <w:t>nibh</w:t>
+      </w:r>
+      <w:proofErr w:type="spellEnd"/>
+      <w:r>
+        <w:t xml:space="preserve"> sed pulvinar </w:t>
+      </w:r>
+      <w:proofErr w:type="spellStart"/>
+      <w:r>
+        <w:t>proin</w:t>
+      </w:r>
+      <w:proofErr w:type="spellEnd"/>
+      <w:r>
+        <w:t xml:space="preserve"> gravida </w:t>
+      </w:r>
+      <w:proofErr w:type="spellStart"/>
+      <w:r>
+        <w:t>hendrerit</w:t>
+      </w:r>
+      <w:proofErr w:type="spellEnd"/>
+      <w:r>
+        <w:t xml:space="preserve"> </w:t>
+      </w:r>
+      <w:proofErr w:type="spellStart"/>
+      <w:r>
+        <w:t>lectus</w:t>
+      </w:r>
+      <w:proofErr w:type="spellEnd"/>
+      <w:r>
+        <w:t xml:space="preserve"> a </w:t>
+      </w:r>
+      <w:proofErr w:type="spellStart"/>
+      <w:r>
+        <w:t>molestie</w:t>
+      </w:r>
+      <w:proofErr w:type="spellEnd"/>
+      <w:r>
+        <w:t xml:space="preserve"> lorem </w:t>
+      </w:r>
+      <w:proofErr w:type="spellStart"/>
+      <w:r>
+        <w:t>quisque</w:t>
+      </w:r>
+      <w:proofErr w:type="spellEnd"/>
+      <w:r>
+        <w:t xml:space="preserve"> id diam convallis </w:t>
+      </w:r>
+      <w:proofErr w:type="spellStart"/>
+      <w:r>
+        <w:t>commodo</w:t>
+      </w:r>
+      <w:proofErr w:type="spellEnd"/>
+      <w:r>
+        <w:t xml:space="preserve"> </w:t>
+      </w:r>
+      <w:proofErr w:type="spellStart"/>
+      <w:r>
+        <w:t>pellentesque</w:t>
+      </w:r>
+      <w:proofErr w:type="spellEnd"/>
+      <w:r>
+        <w:t xml:space="preserve"> </w:t>
+      </w:r>
+      <w:proofErr w:type="spellStart"/>
+      <w:r>
+        <w:t>felis</w:t>
+      </w:r>
+      <w:proofErr w:type="spellEnd"/>
+      <w:r>
+        <w:t xml:space="preserve"> </w:t>
+      </w:r>
+      <w:proofErr w:type="spellStart"/>
+      <w:r>
+        <w:t>purus</w:t>
+      </w:r>
+      <w:proofErr w:type="spellEnd"/>
+      <w:r>
+        <w:t xml:space="preserve"> </w:t>
+      </w:r>
+      <w:proofErr w:type="spellStart"/>
+      <w:r>
+        <w:t>viverra</w:t>
+      </w:r>
+      <w:proofErr w:type="spellEnd"/>
+      <w:r>
+        <w:t xml:space="preserve"> </w:t>
+      </w:r>
+      <w:proofErr w:type="spellStart"/>
+      <w:r>
+        <w:t>accumsan</w:t>
+      </w:r>
+      <w:proofErr w:type="spellEnd"/>
+      <w:r>
+        <w:t xml:space="preserve"> in </w:t>
+      </w:r>
+      <w:proofErr w:type="spellStart"/>
+      <w:r>
+        <w:t>nisl</w:t>
+      </w:r>
+      <w:proofErr w:type="spellEnd"/>
+      <w:r>
+        <w:t xml:space="preserve"> nisi </w:t>
+      </w:r>
+      <w:proofErr w:type="spellStart"/>
+      <w:r>
+        <w:t>scelerisque</w:t>
+      </w:r>
+      <w:proofErr w:type="spellEnd"/>
+      <w:r>
+        <w:t xml:space="preserve"> </w:t>
+      </w:r>
+      <w:proofErr w:type="spellStart"/>
+      <w:r>
+        <w:t>eu</w:t>
+      </w:r>
+      <w:proofErr w:type="spellEnd"/>
+      <w:r>
+        <w:t xml:space="preserve"> </w:t>
+      </w:r>
+      <w:proofErr w:type="spellStart"/>
+      <w:r>
+        <w:t>ultrices</w:t>
+      </w:r>
+      <w:proofErr w:type="spellEnd"/>
+      <w:r>
+        <w:t xml:space="preserve"> vitae auctor.</w:t>
+      </w:r>
     </w:p>
-    <w:p>
-      <w:pPr/>
-      <w:r>
-        <w:t xml:space="preserve">In </w:t>
-      </w:r>
-      <w:proofErr w:type="spellStart"/>
-      <w:r>
-        <w:t>sagittis</w:t>
-      </w:r>
-      <w:proofErr w:type="spellEnd"/>
-      <w:r>
-        <w:t xml:space="preserve"> dui vel </w:t>
-      </w:r>
-      <w:proofErr w:type="spellStart"/>
-      <w:r>
-        <w:t>nisl</w:t>
-      </w:r>
-      <w:proofErr w:type="spellEnd"/>
-      <w:r>
-        <w:t xml:space="preserve"> </w:t>
-      </w:r>
-      <w:proofErr w:type="spellStart"/>
-      <w:r>
-        <w:t>praesent</w:t>
-      </w:r>
-      <w:proofErr w:type="spellEnd"/>
-      <w:r>
-        <w:t xml:space="preserve"> semper </w:t>
-      </w:r>
-      <w:proofErr w:type="spellStart"/>
-      <w:r>
-        <w:t>feugiat</w:t>
-      </w:r>
-      <w:proofErr w:type="spellEnd"/>
-      <w:r>
-        <w:t xml:space="preserve"> </w:t>
-      </w:r>
-      <w:proofErr w:type="spellStart"/>
-      <w:r>
-        <w:t>nibh</w:t>
-      </w:r>
-      <w:proofErr w:type="spellEnd"/>
-      <w:r>
-        <w:t xml:space="preserve"> sed pulvinar </w:t>
-      </w:r>
-      <w:proofErr w:type="spellStart"/>
-      <w:r>
-        <w:t>proin</w:t>
-      </w:r>
-      <w:proofErr w:type="spellEnd"/>
-      <w:r>
-        <w:t xml:space="preserve"> gravida </w:t>
-      </w:r>
-      <w:proofErr w:type="spellStart"/>
-      <w:r>
-        <w:t>hendrerit</w:t>
-      </w:r>
-      <w:proofErr w:type="spellEnd"/>
-      <w:r>
-        <w:t xml:space="preserve"> </w:t>
-      </w:r>
-      <w:proofErr w:type="spellStart"/>
-      <w:r>
-        <w:t>lectus</w:t>
-      </w:r>
-      <w:proofErr w:type="spellEnd"/>
-      <w:r>
-        <w:t xml:space="preserve"> a </w:t>
-      </w:r>
-      <w:proofErr w:type="spellStart"/>
-      <w:r>
-        <w:t>molestie</w:t>
-      </w:r>
-      <w:proofErr w:type="spellEnd"/>
-      <w:r>
-        <w:t xml:space="preserve"> lorem </w:t>
-      </w:r>
-      <w:proofErr w:type="spellStart"/>
-      <w:r>
-        <w:t>quisque</w:t>
-      </w:r>
-      <w:proofErr w:type="spellEnd"/>
-      <w:r>
-        <w:t xml:space="preserve"> id diam convallis </w:t>
-      </w:r>
-      <w:proofErr w:type="spellStart"/>
-      <w:r>
-        <w:t>commodo</w:t>
-      </w:r>
-      <w:proofErr w:type="spellEnd"/>
-      <w:r>
-        <w:t xml:space="preserve"> </w:t>
-      </w:r>
-      <w:proofErr w:type="spellStart"/>
-      <w:r>
-        <w:t>pellentesque</w:t>
-      </w:r>
-      <w:proofErr w:type="spellEnd"/>
-      <w:r>
-        <w:t xml:space="preserve"> </w:t>
-      </w:r>
-      <w:proofErr w:type="spellStart"/>
-      <w:r>
-        <w:t>felis</w:t>
-      </w:r>
-      <w:proofErr w:type="spellEnd"/>
-      <w:r>
-        <w:t xml:space="preserve"> </w:t>
-      </w:r>
-      <w:proofErr w:type="spellStart"/>
-      <w:r>
-        <w:t>purus</w:t>
-      </w:r>
-      <w:proofErr w:type="spellEnd"/>
-      <w:r>
-        <w:t xml:space="preserve"> </w:t>
-      </w:r>
-      <w:proofErr w:type="spellStart"/>
-      <w:r>
-        <w:t>viverra</w:t>
-      </w:r>
-      <w:proofErr w:type="spellEnd"/>
-      <w:r>
-        <w:t xml:space="preserve"> </w:t>
-      </w:r>
-      <w:proofErr w:type="spellStart"/>
-      <w:r>
-        <w:t>accumsan</w:t>
-      </w:r>
-      <w:proofErr w:type="spellEnd"/>
-      <w:r>
-        <w:t xml:space="preserve"> in </w:t>
-      </w:r>
-      <w:proofErr w:type="spellStart"/>
-      <w:r>
-        <w:t>nisl</w:t>
-      </w:r>
-      <w:proofErr w:type="spellEnd"/>
-      <w:r>
-        <w:t xml:space="preserve"> nisi </w:t>
-      </w:r>
-      <w:proofErr w:type="spellStart"/>
-      <w:r>
-        <w:t>scelerisque</w:t>
-      </w:r>
-      <w:proofErr w:type="spellEnd"/>
-      <w:r>
-        <w:t xml:space="preserve"> </w:t>
-      </w:r>
-      <w:proofErr w:type="spellStart"/>
-      <w:r>
-        <w:t>eu</w:t>
-      </w:r>
-      <w:proofErr w:type="spellEnd"/>
-      <w:r>
-        <w:t xml:space="preserve"> </w:t>
-      </w:r>
-      <w:proofErr w:type="spellStart"/>
-      <w:r>
-        <w:t>ultrices</w:t>
-      </w:r>
-      <w:proofErr w:type="spellEnd"/>
-      <w:r>
-        <w:t xml:space="preserve"> vitae auctor.</w:t>
-      </w:r>
-    </w:p>
-    <w:p>
-      <w:pPr/>
-    </w:p>
+    <w:p/>
     <w:p>
       <w:pPr>
         <w:pStyle w:val="Heading2"/>
@@ -1771,7 +1751,6 @@
       </w:r>
     </w:p>
     <w:p>
-      <w:pPr/>
       <w:r>
         <w:t xml:space="preserve">Eu </w:t>
       </w:r>
@@ -1978,28 +1957,33 @@
     </w:p>
     <w:tbl>
       <w:tblPr>
-        <w:tblW w:w="0" w:type="dxa"/>
+        <w:tblW w:w="0" w:type="auto"/>
+        <w:tblInd w:w="5" w:type="dxa"/>
         <w:tblBorders>
-          <w:top w:val="single" w:sz="4" w:space="0" w:color="auto"/>
-          <w:left w:val="single" w:sz="4" w:space="0" w:color="auto"/>
-          <w:bottom w:val="single" w:sz="4" w:space="0" w:color="auto"/>
-          <w:right w:val="single" w:sz="4" w:space="0" w:color="auto"/>
-          <w:insideH w:val="single" w:sz="4" w:space="0" w:color="auto"/>
-          <w:insideV w:val="single" w:sz="4" w:space="0" w:color="auto"/>
+          <w:top w:val="single" w:color="auto" w:sz="4" w:space="0"/>
+          <w:left w:val="single" w:color="auto" w:sz="4" w:space="0"/>
+          <w:bottom w:val="single" w:color="auto" w:sz="4" w:space="0"/>
+          <w:right w:val="single" w:color="auto" w:sz="4" w:space="0"/>
+          <w:insideH w:val="single" w:color="auto" w:sz="4" w:space="0"/>
+          <w:insideV w:val="single" w:color="auto" w:sz="4" w:space="0"/>
         </w:tblBorders>
+        <w:tblLook w:val="04A0" w:firstRow="1" w:lastRow="0" w:firstColumn="1" w:lastColumn="0" w:noHBand="0" w:noVBand="1"/>
       </w:tblPr>
-      <w:tblGrid/>
+      <w:tblGrid>
+        <w:gridCol w:w="1904"/>
+        <w:gridCol w:w="861"/>
+        <w:gridCol w:w="861"/>
+        <w:gridCol w:w="783"/>
+      </w:tblGrid>
       <w:tr>
         <w:tc>
           <w:tcPr>
-            <w:tcW w:w="0" w:type="dxa"/>
+            <w:tcW w:w="0" w:type="auto"/>
           </w:tcPr>
           <w:p>
-            <w:pPr/>
             <w:r>
               <w:rPr>
                 <w:b/>
-                <w:bCs/>
               </w:rPr>
               <w:t>Metric</w:t>
             </w:r>
@@ -2007,14 +1991,12 @@
         </w:tc>
         <w:tc>
           <w:tcPr>
-            <w:tcW w:w="0" w:type="dxa"/>
+            <w:tcW w:w="0" w:type="auto"/>
           </w:tcPr>
           <w:p>
-            <w:pPr/>
             <w:r>
               <w:rPr>
                 <w:b/>
-                <w:bCs/>
               </w:rPr>
               <w:t>Q3 2024</w:t>
             </w:r>
@@ -2022,14 +2004,12 @@
         </w:tc>
         <w:tc>
           <w:tcPr>
-            <w:tcW w:w="0" w:type="dxa"/>
+            <w:tcW w:w="0" w:type="auto"/>
           </w:tcPr>
           <w:p>
-            <w:pPr/>
             <w:r>
               <w:rPr>
                 <w:b/>
-                <w:bCs/>
               </w:rPr>
               <w:t>Q4 2024</w:t>
             </w:r>
@@ -2037,14 +2017,12 @@
         </w:tc>
         <w:tc>
           <w:tcPr>
-            <w:tcW w:w="0" w:type="dxa"/>
+            <w:tcW w:w="0" w:type="auto"/>
           </w:tcPr>
           <w:p>
-            <w:pPr/>
             <w:r>
               <w:rPr>
                 <w:b/>
-                <w:bCs/>
               </w:rPr>
               <w:t>Change</w:t>
             </w:r>
@@ -2054,14 +2032,12 @@
       <w:tr>
         <w:tc>
           <w:tcPr>
-            <w:tcW w:w="0" w:type="dxa"/>
+            <w:tcW w:w="0" w:type="auto"/>
           </w:tcPr>
           <w:p>
-            <w:pPr/>
             <w:r>
               <w:rPr>
                 <w:b/>
-                <w:bCs/>
               </w:rPr>
               <w:t>Revenue Growth (%)</w:t>
             </w:r>
@@ -2069,10 +2045,9 @@
         </w:tc>
         <w:tc>
           <w:tcPr>
-            <w:tcW w:w="0" w:type="dxa"/>
+            <w:tcW w:w="0" w:type="auto"/>
           </w:tcPr>
           <w:p>
-            <w:pPr/>
             <w:r>
               <w:t>12.4</w:t>
             </w:r>
@@ -2080,10 +2055,9 @@
         </w:tc>
         <w:tc>
           <w:tcPr>
-            <w:tcW w:w="0" w:type="dxa"/>
+            <w:tcW w:w="0" w:type="auto"/>
           </w:tcPr>
           <w:p>
-            <w:pPr/>
             <w:r>
               <w:t>15.7</w:t>
             </w:r>
@@ -2091,10 +2065,9 @@
         </w:tc>
         <w:tc>
           <w:tcPr>
-            <w:tcW w:w="0" w:type="dxa"/>
+            <w:tcW w:w="0" w:type="auto"/>
           </w:tcPr>
           <w:p>
-            <w:pPr/>
             <w:r>
               <w:t>+3.3</w:t>
             </w:r>
@@ -2104,14 +2077,12 @@
       <w:tr>
         <w:tc>
           <w:tcPr>
-            <w:tcW w:w="0" w:type="dxa"/>
+            <w:tcW w:w="0" w:type="auto"/>
           </w:tcPr>
           <w:p>
-            <w:pPr/>
             <w:r>
               <w:rPr>
                 <w:b/>
-                <w:bCs/>
               </w:rPr>
               <w:t>Customer Satisfaction</w:t>
             </w:r>
@@ -2119,10 +2090,9 @@
         </w:tc>
         <w:tc>
           <w:tcPr>
-            <w:tcW w:w="0" w:type="dxa"/>
+            <w:tcW w:w="0" w:type="auto"/>
           </w:tcPr>
           <w:p>
-            <w:pPr/>
             <w:r>
               <w:t>87.2</w:t>
             </w:r>
@@ -2130,10 +2100,9 @@
         </w:tc>
         <w:tc>
           <w:tcPr>
-            <w:tcW w:w="0" w:type="dxa"/>
+            <w:tcW w:w="0" w:type="auto"/>
           </w:tcPr>
           <w:p>
-            <w:pPr/>
             <w:r>
               <w:t>91.5</w:t>
             </w:r>
@@ -2141,10 +2110,9 @@
         </w:tc>
         <w:tc>
           <w:tcPr>
-            <w:tcW w:w="0" w:type="dxa"/>
+            <w:tcW w:w="0" w:type="auto"/>
           </w:tcPr>
           <w:p>
-            <w:pPr/>
             <w:r>
               <w:t>+4.3</w:t>
             </w:r>
@@ -2154,14 +2122,12 @@
       <w:tr>
         <w:tc>
           <w:tcPr>
-            <w:tcW w:w="0" w:type="dxa"/>
+            <w:tcW w:w="0" w:type="auto"/>
           </w:tcPr>
           <w:p>
-            <w:pPr/>
             <w:r>
               <w:rPr>
                 <w:b/>
-                <w:bCs/>
               </w:rPr>
               <w:t>Operational Efficiency</w:t>
             </w:r>
@@ -2169,10 +2135,9 @@
         </w:tc>
         <w:tc>
           <w:tcPr>
-            <w:tcW w:w="0" w:type="dxa"/>
+            <w:tcW w:w="0" w:type="auto"/>
           </w:tcPr>
           <w:p>
-            <w:pPr/>
             <w:r>
               <w:t>78.9</w:t>
             </w:r>
@@ -2180,10 +2145,9 @@
         </w:tc>
         <w:tc>
           <w:tcPr>
-            <w:tcW w:w="0" w:type="dxa"/>
+            <w:tcW w:w="0" w:type="auto"/>
           </w:tcPr>
           <w:p>
-            <w:pPr/>
             <w:r>
               <w:t>82.1</w:t>
             </w:r>
@@ -2191,10 +2155,9 @@
         </w:tc>
         <w:tc>
           <w:tcPr>
-            <w:tcW w:w="0" w:type="dxa"/>
+            <w:tcW w:w="0" w:type="auto"/>
           </w:tcPr>
           <w:p>
-            <w:pPr/>
             <w:r>
               <w:t>+3.2</w:t>
             </w:r>
@@ -2204,14 +2167,12 @@
       <w:tr>
         <w:tc>
           <w:tcPr>
-            <w:tcW w:w="0" w:type="dxa"/>
+            <w:tcW w:w="0" w:type="auto"/>
           </w:tcPr>
           <w:p>
-            <w:pPr/>
             <w:r>
               <w:rPr>
                 <w:b/>
-                <w:bCs/>
               </w:rPr>
               <w:t>Market Share (%)</w:t>
             </w:r>
@@ -2219,10 +2180,9 @@
         </w:tc>
         <w:tc>
           <w:tcPr>
-            <w:tcW w:w="0" w:type="dxa"/>
+            <w:tcW w:w="0" w:type="auto"/>
           </w:tcPr>
           <w:p>
-            <w:pPr/>
             <w:r>
               <w:t>23.6</w:t>
             </w:r>
@@ -2230,10 +2190,9 @@
         </w:tc>
         <w:tc>
           <w:tcPr>
-            <w:tcW w:w="0" w:type="dxa"/>
+            <w:tcW w:w="0" w:type="auto"/>
           </w:tcPr>
           <w:p>
-            <w:pPr/>
             <w:r>
               <w:t>25.8</w:t>
             </w:r>
@@ -2241,10 +2200,9 @@
         </w:tc>
         <w:tc>
           <w:tcPr>
-            <w:tcW w:w="0" w:type="dxa"/>
+            <w:tcW w:w="0" w:type="auto"/>
           </w:tcPr>
           <w:p>
-            <w:pPr/>
             <w:r>
               <w:t>+2.2</w:t>
             </w:r>
@@ -2252,11 +2210,8 @@
         </w:tc>
       </w:tr>
     </w:tbl>
+    <w:p/>
     <w:p>
-      <w:pPr/>
-    </w:p>
-    <w:p>
-      <w:pPr/>
       <w:r>
         <w:t xml:space="preserve">A </w:t>
       </w:r>
@@ -2470,7 +2425,6 @@
       </w:r>
     </w:p>
     <w:p>
-      <w:pPr/>
       <w:r>
         <w:t xml:space="preserve">Mi sit </w:t>
       </w:r>
@@ -2700,7 +2654,6 @@
       </w:r>
     </w:p>
     <w:p>
-      <w:pPr/>
       <w:proofErr w:type="spellStart"/>
       <w:r>
         <w:t>Viverra</w:t>
@@ -2927,7 +2880,6 @@
       </w:r>
     </w:p>
     <w:p>
-      <w:pPr/>
       <w:proofErr w:type="spellStart"/>
       <w:r>
         <w:t>Euismod</w:t>
@@ -3161,9 +3113,7 @@
         <w:t>.</w:t>
       </w:r>
     </w:p>
-    <w:p>
-      <w:pPr/>
-    </w:p>
+    <w:p/>
     <w:p>
       <w:pPr>
         <w:pStyle w:val="Heading2"/>
@@ -3181,7 +3131,6 @@
       </w:r>
     </w:p>
     <w:p>
-      <w:pPr/>
       <w:proofErr w:type="spellStart"/>
       <w:r>
         <w:t>Fusce</w:t>
@@ -3456,7 +3405,6 @@
       </w:r>
     </w:p>
     <w:p>
-      <w:pPr/>
       <w:proofErr w:type="spellStart"/>
       <w:r>
         <w:t>Risus</w:t>
@@ -3691,7 +3639,6 @@
       </w:r>
     </w:p>
     <w:p>
-      <w:pPr/>
       <w:r>
         <w:t xml:space="preserve">Quis </w:t>
       </w:r>
@@ -3921,7 +3868,6 @@
       </w:r>
     </w:p>
     <w:p>
-      <w:pPr/>
       <w:r>
         <w:t xml:space="preserve">Amet </w:t>
       </w:r>
@@ -4167,7 +4113,6 @@
       </w:r>
     </w:p>
     <w:p>
-      <w:pPr/>
       <w:r>
         <w:t xml:space="preserve">Urna </w:t>
       </w:r>
@@ -4396,175 +4341,651 @@
         <w:t>.</w:t>
       </w:r>
     </w:p>
-    <w:p>
-      <w:pPr/>
-    </w:p>
+    <w:p/>
+    <w:sectPr>
+      <w:pgSz w:w="12240" w:h="15840"/>
+      <w:pgMar w:top="1440" w:bottom="1440" w:left="1440" w:right="1440" w:header="720" w:footer="720" w:gutter="0"/>
+      <w:cols w:space="720"/>
+      <w:docGrid w:linePitch="360"/>
+    </w:sectPr>
   </w:body>
 </w:document>
 </file>
 
 <file path=word/numbering.xml><?xml version="1.0" encoding="utf-8"?>
-<w:numbering xmlns:w="http://schemas.openxmlformats.org/wordprocessingml/2006/main"/>
+<w:numbering xmlns:w="http://schemas.openxmlformats.org/wordprocessingml/2006/main" xmlns:mc="http://schemas.openxmlformats.org/markup-compatibility/2006" xmlns:wpc="http://schemas.microsoft.com/office/word/2010/wordprocessingCanvas" xmlns:cx="http://schemas.microsoft.com/office/drawing/2014/chartex" xmlns:cx1="http://schemas.microsoft.com/office/drawing/2015/9/8/chartex" xmlns:cx2="http://schemas.microsoft.com/office/drawing/2015/10/21/chartex" xmlns:cx3="http://schemas.microsoft.com/office/drawing/2016/5/9/chartex" xmlns:cx4="http://schemas.microsoft.com/office/drawing/2016/5/10/chartex" xmlns:cx5="http://schemas.microsoft.com/office/drawing/2016/5/11/chartex" xmlns:cx6="http://schemas.microsoft.com/office/drawing/2016/5/12/chartex" xmlns:cx7="http://schemas.microsoft.com/office/drawing/2016/5/13/chartex" xmlns:cx8="http://schemas.microsoft.com/office/drawing/2016/5/14/chartex" xmlns:aink="http://schemas.microsoft.com/office/drawing/2016/ink" xmlns:am3d="http://schemas.microsoft.com/office/drawing/2017/model3d" xmlns:o="urn:schemas-microsoft-com:office:office" xmlns:oel="http://schemas.microsoft.com/office/2019/extlst" xmlns:r="http://schemas.openxmlformats.org/officeDocument/2006/relationships" xmlns:m="http://schemas.openxmlformats.org/officeDocument/2006/math" xmlns:v="urn:schemas-microsoft-com:vml" xmlns:wp14="http://schemas.microsoft.com/office/word/2010/wordprocessingDrawing" xmlns:wp="http://schemas.openxmlformats.org/drawingml/2006/wordprocessingDrawing" xmlns:w10="urn:schemas-microsoft-com:office:word" xmlns:w14="http://schemas.microsoft.com/office/word/2010/wordml" xmlns:w16cex="http://schemas.microsoft.com/office/word/2018/wordml/cex" xmlns:w16="http://schemas.microsoft.com/office/word/2018/wordml" xmlns:w16du="http://schemas.microsoft.com/office/word/2023/wordml/word16du" xmlns:w16sdtdh="http://schemas.microsoft.com/office/word/2020/wordml/sdtdatahash" xmlns:w16sdtfl="http://schemas.microsoft.com/office/word/2024/wordml/sdtformatlock" xmlns:w16se="http://schemas.microsoft.com/office/word/2015/wordml/symex" xmlns:wpg="http://schemas.microsoft.com/office/word/2010/wordprocessingGroup" xmlns:wpi="http://schemas.microsoft.com/office/word/2010/wordprocessingInk" xmlns:wne="http://schemas.microsoft.com/office/word/2006/wordml" xmlns:wps="http://schemas.microsoft.com/office/word/2010/wordprocessingShape" mc:Ignorable="w14 w15 w16se w16cid w16 w16cex w16sdtdh w16sdtfl w16du wp14">
+  <w:abstractNum xmlns:w15="http://schemas.microsoft.com/office/word/2012/wordml" w:abstractNumId="0" w15:restartNumberingAfterBreak="0">
+    <w:nsid w:val="FFFFFF89"/>
+    <w:multiLevelType w:val="singleLevel"/>
+    <w:tmpl w:val="E4EEF97C"/>
+    <w:lvl w:ilvl="0">
+      <w:start w:val="1"/>
+      <w:numFmt w:val="bullet"/>
+      <w:pStyle w:val="ListBullet"/>
+      <w:lvlText w:val=""/>
+      <w:lvlJc w:val="left"/>
+      <w:pPr>
+        <w:tabs>
+          <w:tab w:val="num" w:pos="360"/>
+        </w:tabs>
+        <w:ind w:left="360" w:hanging="360"/>
+      </w:pPr>
+      <w:rPr>
+        <w:rFonts w:ascii="Symbol" w:hAnsi="Symbol" w:hint="default"/>
+      </w:rPr>
+    </w:lvl>
+  </w:abstractNum>
+  <w:num xmlns:w16cid="http://schemas.microsoft.com/office/word/2016/wordml/cid" w:numId="1" w16cid:durableId="453983992">
+    <w:abstractNumId w:val="0"/>
+  </w:num>
+</w:numbering>
 </file>
 
 <file path=word/styles.xml><?xml version="1.0" encoding="utf-8"?>
-<w:styles xmlns:w="http://schemas.openxmlformats.org/wordprocessingml/2006/main">
+<w:styles xmlns:w="http://schemas.openxmlformats.org/wordprocessingml/2006/main" xmlns:mc="http://schemas.openxmlformats.org/markup-compatibility/2006" xmlns:r="http://schemas.openxmlformats.org/officeDocument/2006/relationships" xmlns:w14="http://schemas.microsoft.com/office/word/2010/wordml" xmlns:w15="http://schemas.microsoft.com/office/word/2012/wordml" xmlns:w16cex="http://schemas.microsoft.com/office/word/2018/wordml/cex" xmlns:w16cid="http://schemas.microsoft.com/office/word/2016/wordml/cid" xmlns:w16="http://schemas.microsoft.com/office/word/2018/wordml" xmlns:w16du="http://schemas.microsoft.com/office/word/2023/wordml/word16du" xmlns:w16sdtdh="http://schemas.microsoft.com/office/word/2020/wordml/sdtdatahash" xmlns:w16sdtfl="http://schemas.microsoft.com/office/word/2024/wordml/sdtformatlock" xmlns:w16se="http://schemas.microsoft.com/office/word/2015/wordml/symex" mc:Ignorable="w14 w15 w16se w16cid w16 w16cex w16sdtdh w16sdtfl w16du">
+  <w:docDefaults>
+    <w:rPrDefault>
+      <w:rPr>
+        <w:rFonts w:asciiTheme="majorHAnsi" w:eastAsiaTheme="majorEastAsia" w:hAnsiTheme="majorHAnsi" w:cstheme="majorBidi"/>
+        <w:sz w:val="22"/>
+        <w:szCs w:val="22"/>
+        <w:lang w:val="en-US" w:eastAsia="zh-CN" w:bidi="ar-SA"/>
+      </w:rPr>
+    </w:rPrDefault>
+    <w:pPrDefault>
+      <w:pPr>
+        <w:spacing w:after="200" w:line="252" w:lineRule="auto"/>
+      </w:pPr>
+    </w:pPrDefault>
+  </w:docDefaults>
+  <w:latentStyles w:defLockedState="0" w:defUIPriority="99" w:defSemiHidden="0" w:defUnhideWhenUsed="0" w:defQFormat="0" w:count="376">
+    <w:lsdException w:name="Normal" w:uiPriority="0" w:qFormat="1"/>
+    <w:lsdException w:name="heading 1" w:uiPriority="9" w:qFormat="1"/>
+    <w:lsdException w:name="heading 2" w:uiPriority="9" w:qFormat="1" w:semiHidden="1" w:unhideWhenUsed="1"/>
+    <w:lsdException w:name="heading 3" w:uiPriority="9" w:qFormat="1" w:semiHidden="1" w:unhideWhenUsed="1"/>
+    <w:lsdException w:name="heading 4" w:uiPriority="9" w:qFormat="1" w:semiHidden="1" w:unhideWhenUsed="1"/>
+    <w:lsdException w:name="heading 5" w:uiPriority="9" w:qFormat="1" w:semiHidden="1" w:unhideWhenUsed="1"/>
+    <w:lsdException w:name="heading 6" w:uiPriority="9" w:qFormat="1" w:semiHidden="1" w:unhideWhenUsed="1"/>
+    <w:lsdException w:name="heading 7" w:uiPriority="9" w:qFormat="1" w:semiHidden="1" w:unhideWhenUsed="1"/>
+    <w:lsdException w:name="heading 8" w:uiPriority="9" w:qFormat="1" w:semiHidden="1" w:unhideWhenUsed="1"/>
+    <w:lsdException w:name="heading 9" w:uiPriority="9" w:qFormat="1" w:semiHidden="1" w:unhideWhenUsed="1"/>
+    <w:lsdException w:name="index 1" w:semiHidden="1" w:unhideWhenUsed="1"/>
+    <w:lsdException w:name="index 2" w:semiHidden="1" w:unhideWhenUsed="1"/>
+    <w:lsdException w:name="index 3" w:semiHidden="1" w:unhideWhenUsed="1"/>
+    <w:lsdException w:name="index 4" w:semiHidden="1" w:unhideWhenUsed="1"/>
+    <w:lsdException w:name="index 5" w:semiHidden="1" w:unhideWhenUsed="1"/>
+    <w:lsdException w:name="index 6" w:semiHidden="1" w:unhideWhenUsed="1"/>
+    <w:lsdException w:name="index 7" w:semiHidden="1" w:unhideWhenUsed="1"/>
+    <w:lsdException w:name="index 8" w:semiHidden="1" w:unhideWhenUsed="1"/>
+    <w:lsdException w:name="index 9" w:semiHidden="1" w:unhideWhenUsed="1"/>
+    <w:lsdException w:name="toc 1" w:uiPriority="39" w:semiHidden="1" w:unhideWhenUsed="1"/>
+    <w:lsdException w:name="toc 2" w:uiPriority="39" w:semiHidden="1" w:unhideWhenUsed="1"/>
+    <w:lsdException w:name="toc 3" w:uiPriority="39" w:semiHidden="1" w:unhideWhenUsed="1"/>
+    <w:lsdException w:name="toc 4" w:uiPriority="39" w:semiHidden="1" w:unhideWhenUsed="1"/>
+    <w:lsdException w:name="toc 5" w:uiPriority="39" w:semiHidden="1" w:unhideWhenUsed="1"/>
+    <w:lsdException w:name="toc 6" w:uiPriority="39" w:semiHidden="1" w:unhideWhenUsed="1"/>
+    <w:lsdException w:name="toc 7" w:uiPriority="39" w:semiHidden="1" w:unhideWhenUsed="1"/>
+    <w:lsdException w:name="toc 8" w:uiPriority="39" w:semiHidden="1" w:unhideWhenUsed="1"/>
+    <w:lsdException w:name="toc 9" w:uiPriority="39" w:semiHidden="1" w:unhideWhenUsed="1"/>
+    <w:lsdException w:name="Normal Indent" w:semiHidden="1" w:unhideWhenUsed="1"/>
+    <w:lsdException w:name="footnote text" w:semiHidden="1" w:unhideWhenUsed="1"/>
+    <w:lsdException w:name="annotation text" w:semiHidden="1" w:unhideWhenUsed="1"/>
+    <w:lsdException w:name="header" w:semiHidden="1" w:unhideWhenUsed="1"/>
+    <w:lsdException w:name="footer" w:semiHidden="1" w:unhideWhenUsed="1"/>
+    <w:lsdException w:name="index heading" w:semiHidden="1" w:unhideWhenUsed="1"/>
+    <w:lsdException w:name="caption" w:uiPriority="35" w:qFormat="1" w:semiHidden="1" w:unhideWhenUsed="1"/>
+    <w:lsdException w:name="table of figures" w:semiHidden="1" w:unhideWhenUsed="1"/>
+    <w:lsdException w:name="envelope address" w:semiHidden="1" w:unhideWhenUsed="1"/>
+    <w:lsdException w:name="envelope return" w:semiHidden="1" w:unhideWhenUsed="1"/>
+    <w:lsdException w:name="footnote reference" w:semiHidden="1" w:unhideWhenUsed="1"/>
+    <w:lsdException w:name="annotation reference" w:semiHidden="1" w:unhideWhenUsed="1"/>
+    <w:lsdException w:name="line number" w:semiHidden="1" w:unhideWhenUsed="1"/>
+    <w:lsdException w:name="page number" w:semiHidden="1" w:unhideWhenUsed="1"/>
+    <w:lsdException w:name="endnote reference" w:semiHidden="1" w:unhideWhenUsed="1"/>
+    <w:lsdException w:name="endnote text" w:semiHidden="1" w:unhideWhenUsed="1"/>
+    <w:lsdException w:name="table of authorities" w:semiHidden="1" w:unhideWhenUsed="1"/>
+    <w:lsdException w:name="macro" w:semiHidden="1" w:unhideWhenUsed="1"/>
+    <w:lsdException w:name="toa heading" w:semiHidden="1" w:unhideWhenUsed="1"/>
+    <w:lsdException w:name="List" w:semiHidden="1" w:unhideWhenUsed="1"/>
+    <w:lsdException w:name="List Bullet" w:semiHidden="1" w:unhideWhenUsed="1"/>
+    <w:lsdException w:name="List Number" w:semiHidden="1" w:unhideWhenUsed="1"/>
+    <w:lsdException w:name="List 2" w:semiHidden="1" w:unhideWhenUsed="1"/>
+    <w:lsdException w:name="List 3" w:semiHidden="1" w:unhideWhenUsed="1"/>
+    <w:lsdException w:name="List 4" w:semiHidden="1" w:unhideWhenUsed="1"/>
+    <w:lsdException w:name="List 5" w:semiHidden="1" w:unhideWhenUsed="1"/>
+    <w:lsdException w:name="List Bullet 2" w:semiHidden="1" w:unhideWhenUsed="1"/>
+    <w:lsdException w:name="List Bullet 3" w:semiHidden="1" w:unhideWhenUsed="1"/>
+    <w:lsdException w:name="List Bullet 4" w:semiHidden="1" w:unhideWhenUsed="1"/>
+    <w:lsdException w:name="List Bullet 5" w:semiHidden="1" w:unhideWhenUsed="1"/>
+    <w:lsdException w:name="List Number 2" w:semiHidden="1" w:unhideWhenUsed="1"/>
+    <w:lsdException w:name="List Number 3" w:semiHidden="1" w:unhideWhenUsed="1"/>
+    <w:lsdException w:name="List Number 4" w:semiHidden="1" w:unhideWhenUsed="1"/>
+    <w:lsdException w:name="List Number 5" w:semiHidden="1" w:unhideWhenUsed="1"/>
+    <w:lsdException w:name="Title" w:uiPriority="10" w:qFormat="1"/>
+    <w:lsdException w:name="Closing" w:semiHidden="1" w:unhideWhenUsed="1"/>
+    <w:lsdException w:name="Signature" w:semiHidden="1" w:unhideWhenUsed="1"/>
+    <w:lsdException w:name="Default Paragraph Font" w:uiPriority="1" w:semiHidden="1" w:unhideWhenUsed="1"/>
+    <w:lsdException w:name="Body Text" w:semiHidden="1" w:unhideWhenUsed="1"/>
+    <w:lsdException w:name="Body Text Indent" w:semiHidden="1" w:unhideWhenUsed="1"/>
+    <w:lsdException w:name="List Continue" w:semiHidden="1" w:unhideWhenUsed="1"/>
+    <w:lsdException w:name="List Continue 2" w:semiHidden="1" w:unhideWhenUsed="1"/>
+    <w:lsdException w:name="List Continue 3" w:semiHidden="1" w:unhideWhenUsed="1"/>
+    <w:lsdException w:name="List Continue 4" w:semiHidden="1" w:unhideWhenUsed="1"/>
+    <w:lsdException w:name="List Continue 5" w:semiHidden="1" w:unhideWhenUsed="1"/>
+    <w:lsdException w:name="Message Header" w:semiHidden="1" w:unhideWhenUsed="1"/>
+    <w:lsdException w:name="Subtitle" w:uiPriority="11" w:qFormat="1"/>
+    <w:lsdException w:name="Salutation" w:semiHidden="1" w:unhideWhenUsed="1"/>
+    <w:lsdException w:name="Date" w:semiHidden="1" w:unhideWhenUsed="1"/>
+    <w:lsdException w:name="Body Text First Indent" w:semiHidden="1" w:unhideWhenUsed="1"/>
+    <w:lsdException w:name="Body Text First Indent 2" w:semiHidden="1" w:unhideWhenUsed="1"/>
+    <w:lsdException w:name="Note Heading" w:semiHidden="1" w:unhideWhenUsed="1"/>
+    <w:lsdException w:name="Body Text 2" w:semiHidden="1" w:unhideWhenUsed="1"/>
+    <w:lsdException w:name="Body Text 3" w:semiHidden="1" w:unhideWhenUsed="1"/>
+    <w:lsdException w:name="Body Text Indent 2" w:semiHidden="1" w:unhideWhenUsed="1"/>
+    <w:lsdException w:name="Body Text Indent 3" w:semiHidden="1" w:unhideWhenUsed="1"/>
+    <w:lsdException w:name="Block Text" w:semiHidden="1" w:unhideWhenUsed="1"/>
+    <w:lsdException w:name="Hyperlink" w:semiHidden="1" w:unhideWhenUsed="1"/>
+    <w:lsdException w:name="FollowedHyperlink" w:semiHidden="1" w:unhideWhenUsed="1"/>
+    <w:lsdException w:name="Strong" w:uiPriority="22" w:qFormat="1"/>
+    <w:lsdException w:name="Emphasis" w:uiPriority="20" w:qFormat="1"/>
+    <w:lsdException w:name="Document Map" w:semiHidden="1" w:unhideWhenUsed="1"/>
+    <w:lsdException w:name="Plain Text" w:semiHidden="1" w:unhideWhenUsed="1"/>
+    <w:lsdException w:name="E-mail Signature" w:semiHidden="1" w:unhideWhenUsed="1"/>
+    <w:lsdException w:name="HTML Top of Form" w:semiHidden="1" w:unhideWhenUsed="1"/>
+    <w:lsdException w:name="HTML Bottom of Form" w:semiHidden="1" w:unhideWhenUsed="1"/>
+    <w:lsdException w:name="Normal (Web)" w:semiHidden="1" w:unhideWhenUsed="1"/>
+    <w:lsdException w:name="HTML Acronym" w:semiHidden="1" w:unhideWhenUsed="1"/>
+    <w:lsdException w:name="HTML Address" w:semiHidden="1" w:unhideWhenUsed="1"/>
+    <w:lsdException w:name="HTML Cite" w:semiHidden="1" w:unhideWhenUsed="1"/>
+    <w:lsdException w:name="HTML Code" w:semiHidden="1" w:unhideWhenUsed="1"/>
+    <w:lsdException w:name="HTML Definition" w:semiHidden="1" w:unhideWhenUsed="1"/>
+    <w:lsdException w:name="HTML Keyboard" w:semiHidden="1" w:unhideWhenUsed="1"/>
+    <w:lsdException w:name="HTML Preformatted" w:semiHidden="1" w:unhideWhenUsed="1"/>
+    <w:lsdException w:name="HTML Sample" w:semiHidden="1" w:unhideWhenUsed="1"/>
+    <w:lsdException w:name="HTML Typewriter" w:semiHidden="1" w:unhideWhenUsed="1"/>
+    <w:lsdException w:name="HTML Variable" w:semiHidden="1" w:unhideWhenUsed="1"/>
+    <w:lsdException w:name="Normal Table" w:semiHidden="1" w:unhideWhenUsed="1"/>
+    <w:lsdException w:name="annotation subject" w:semiHidden="1" w:unhideWhenUsed="1"/>
+    <w:lsdException w:name="No List" w:semiHidden="1" w:unhideWhenUsed="1"/>
+    <w:lsdException w:name="Outline List 1" w:semiHidden="1" w:unhideWhenUsed="1"/>
+    <w:lsdException w:name="Outline List 2" w:semiHidden="1" w:unhideWhenUsed="1"/>
+    <w:lsdException w:name="Outline List 3" w:semiHidden="1" w:unhideWhenUsed="1"/>
+    <w:lsdException w:name="Table Simple 1" w:semiHidden="1" w:unhideWhenUsed="1"/>
+    <w:lsdException w:name="Table Simple 2" w:semiHidden="1" w:unhideWhenUsed="1"/>
+    <w:lsdException w:name="Table Simple 3" w:semiHidden="1" w:unhideWhenUsed="1"/>
+    <w:lsdException w:name="Table Classic 1" w:semiHidden="1" w:unhideWhenUsed="1"/>
+    <w:lsdException w:name="Table Classic 2" w:semiHidden="1" w:unhideWhenUsed="1"/>
+    <w:lsdException w:name="Table Classic 3" w:semiHidden="1" w:unhideWhenUsed="1"/>
+    <w:lsdException w:name="Table Classic 4" w:semiHidden="1" w:unhideWhenUsed="1"/>
+    <w:lsdException w:name="Table Colorful 1" w:semiHidden="1" w:unhideWhenUsed="1"/>
+    <w:lsdException w:name="Table Colorful 2" w:semiHidden="1" w:unhideWhenUsed="1"/>
+    <w:lsdException w:name="Table Colorful 3" w:semiHidden="1" w:unhideWhenUsed="1"/>
+    <w:lsdException w:name="Table Columns 1" w:semiHidden="1" w:unhideWhenUsed="1"/>
+    <w:lsdException w:name="Table Columns 2" w:semiHidden="1" w:unhideWhenUsed="1"/>
+    <w:lsdException w:name="Table Columns 3" w:semiHidden="1" w:unhideWhenUsed="1"/>
+    <w:lsdException w:name="Table Columns 4" w:semiHidden="1" w:unhideWhenUsed="1"/>
+    <w:lsdException w:name="Table Columns 5" w:semiHidden="1" w:unhideWhenUsed="1"/>
+    <w:lsdException w:name="Table Grid 1" w:semiHidden="1" w:unhideWhenUsed="1"/>
+    <w:lsdException w:name="Table Grid 2" w:semiHidden="1" w:unhideWhenUsed="1"/>
+    <w:lsdException w:name="Table Grid 3" w:semiHidden="1" w:unhideWhenUsed="1"/>
+    <w:lsdException w:name="Table Grid 4" w:semiHidden="1" w:unhideWhenUsed="1"/>
+    <w:lsdException w:name="Table Grid 5" w:semiHidden="1" w:unhideWhenUsed="1"/>
+    <w:lsdException w:name="Table Grid 6" w:semiHidden="1" w:unhideWhenUsed="1"/>
+    <w:lsdException w:name="Table Grid 7" w:semiHidden="1" w:unhideWhenUsed="1"/>
+    <w:lsdException w:name="Table Grid 8" w:semiHidden="1" w:unhideWhenUsed="1"/>
+    <w:lsdException w:name="Table List 1" w:semiHidden="1" w:unhideWhenUsed="1"/>
+    <w:lsdException w:name="Table List 2" w:semiHidden="1" w:unhideWhenUsed="1"/>
+    <w:lsdException w:name="Table List 3" w:semiHidden="1" w:unhideWhenUsed="1"/>
+    <w:lsdException w:name="Table List 4" w:semiHidden="1" w:unhideWhenUsed="1"/>
+    <w:lsdException w:name="Table List 5" w:semiHidden="1" w:unhideWhenUsed="1"/>
+    <w:lsdException w:name="Table List 6" w:semiHidden="1" w:unhideWhenUsed="1"/>
+    <w:lsdException w:name="Table List 7" w:semiHidden="1" w:unhideWhenUsed="1"/>
+    <w:lsdException w:name="Table List 8" w:semiHidden="1" w:unhideWhenUsed="1"/>
+    <w:lsdException w:name="Table 3D effects 1" w:semiHidden="1" w:unhideWhenUsed="1"/>
+    <w:lsdException w:name="Table 3D effects 2" w:semiHidden="1" w:unhideWhenUsed="1"/>
+    <w:lsdException w:name="Table 3D effects 3" w:semiHidden="1" w:unhideWhenUsed="1"/>
+    <w:lsdException w:name="Table Contemporary" w:semiHidden="1" w:unhideWhenUsed="1"/>
+    <w:lsdException w:name="Table Elegant" w:semiHidden="1" w:unhideWhenUsed="1"/>
+    <w:lsdException w:name="Table Professional" w:semiHidden="1" w:unhideWhenUsed="1"/>
+    <w:lsdException w:name="Table Subtle 1" w:semiHidden="1" w:unhideWhenUsed="1"/>
+    <w:lsdException w:name="Table Subtle 2" w:semiHidden="1" w:unhideWhenUsed="1"/>
+    <w:lsdException w:name="Table Web 1" w:semiHidden="1" w:unhideWhenUsed="1"/>
+    <w:lsdException w:name="Table Web 2" w:semiHidden="1" w:unhideWhenUsed="1"/>
+    <w:lsdException w:name="Table Web 3" w:semiHidden="1" w:unhideWhenUsed="1"/>
+    <w:lsdException w:name="Balloon Text" w:semiHidden="1" w:unhideWhenUsed="1"/>
+    <w:lsdException w:name="Table Grid" w:uiPriority="39"/>
+    <w:lsdException w:name="Table Theme" w:semiHidden="1" w:unhideWhenUsed="1"/>
+    <w:lsdException w:name="Placeholder Text" w:semiHidden="1"/>
+    <w:lsdException w:name="No Spacing" w:uiPriority="1" w:qFormat="1"/>
+    <w:lsdException w:name="Light Shading" w:uiPriority="60"/>
+    <w:lsdException w:name="Light List" w:uiPriority="61"/>
+    <w:lsdException w:name="Light Grid" w:uiPriority="62"/>
+    <w:lsdException w:name="Medium Shading 1" w:uiPriority="63"/>
+    <w:lsdException w:name="Medium Shading 2" w:uiPriority="64"/>
+    <w:lsdException w:name="Medium List 1" w:uiPriority="65"/>
+    <w:lsdException w:name="Medium List 2" w:uiPriority="66"/>
+    <w:lsdException w:name="Medium Grid 1" w:uiPriority="67"/>
+    <w:lsdException w:name="Medium Grid 2" w:uiPriority="68"/>
+    <w:lsdException w:name="Medium Grid 3" w:uiPriority="69"/>
+    <w:lsdException w:name="Dark List" w:uiPriority="70"/>
+    <w:lsdException w:name="Colorful Shading" w:uiPriority="71"/>
+    <w:lsdException w:name="Colorful List" w:uiPriority="72"/>
+    <w:lsdException w:name="Colorful Grid" w:uiPriority="73"/>
+    <w:lsdException w:name="Light Shading Accent 1" w:uiPriority="60"/>
+    <w:lsdException w:name="Light List Accent 1" w:uiPriority="61"/>
+    <w:lsdException w:name="Light Grid Accent 1" w:uiPriority="62"/>
+    <w:lsdException w:name="Medium Shading 1 Accent 1" w:uiPriority="63"/>
+    <w:lsdException w:name="Medium Shading 2 Accent 1" w:uiPriority="64"/>
+    <w:lsdException w:name="Medium List 1 Accent 1" w:uiPriority="65"/>
+    <w:lsdException w:name="Revision" w:semiHidden="1"/>
+    <w:lsdException w:name="List Paragraph" w:uiPriority="34" w:qFormat="1"/>
+    <w:lsdException w:name="Quote" w:uiPriority="29" w:qFormat="1"/>
+    <w:lsdException w:name="Intense Quote" w:uiPriority="30" w:qFormat="1"/>
+    <w:lsdException w:name="Medium List 2 Accent 1" w:uiPriority="66"/>
+    <w:lsdException w:name="Medium Grid 1 Accent 1" w:uiPriority="67"/>
+    <w:lsdException w:name="Medium Grid 2 Accent 1" w:uiPriority="68"/>
+    <w:lsdException w:name="Medium Grid 3 Accent 1" w:uiPriority="69"/>
+    <w:lsdException w:name="Dark List Accent 1" w:uiPriority="70"/>
+    <w:lsdException w:name="Colorful Shading Accent 1" w:uiPriority="71"/>
+    <w:lsdException w:name="Colorful List Accent 1" w:uiPriority="72"/>
+    <w:lsdException w:name="Colorful Grid Accent 1" w:uiPriority="73"/>
+    <w:lsdException w:name="Light Shading Accent 2" w:uiPriority="60"/>
+    <w:lsdException w:name="Light List Accent 2" w:uiPriority="61"/>
+    <w:lsdException w:name="Light Grid Accent 2" w:uiPriority="62"/>
+    <w:lsdException w:name="Medium Shading 1 Accent 2" w:uiPriority="63"/>
+    <w:lsdException w:name="Medium Shading 2 Accent 2" w:uiPriority="64"/>
+    <w:lsdException w:name="Medium List 1 Accent 2" w:uiPriority="65"/>
+    <w:lsdException w:name="Medium List 2 Accent 2" w:uiPriority="66"/>
+    <w:lsdException w:name="Medium Grid 1 Accent 2" w:uiPriority="67"/>
+    <w:lsdException w:name="Medium Grid 2 Accent 2" w:uiPriority="68"/>
+    <w:lsdException w:name="Medium Grid 3 Accent 2" w:uiPriority="69"/>
+    <w:lsdException w:name="Dark List Accent 2" w:uiPriority="70"/>
+    <w:lsdException w:name="Colorful Shading Accent 2" w:uiPriority="71"/>
+    <w:lsdException w:name="Colorful List Accent 2" w:uiPriority="72"/>
+    <w:lsdException w:name="Colorful Grid Accent 2" w:uiPriority="73"/>
+    <w:lsdException w:name="Light Shading Accent 3" w:uiPriority="60"/>
+    <w:lsdException w:name="Light List Accent 3" w:uiPriority="61"/>
+    <w:lsdException w:name="Light Grid Accent 3" w:uiPriority="62"/>
+    <w:lsdException w:name="Medium Shading 1 Accent 3" w:uiPriority="63"/>
+    <w:lsdException w:name="Medium Shading 2 Accent 3" w:uiPriority="64"/>
+    <w:lsdException w:name="Medium List 1 Accent 3" w:uiPriority="65"/>
+    <w:lsdException w:name="Medium List 2 Accent 3" w:uiPriority="66"/>
+    <w:lsdException w:name="Medium Grid 1 Accent 3" w:uiPriority="67"/>
+    <w:lsdException w:name="Medium Grid 2 Accent 3" w:uiPriority="68"/>
+    <w:lsdException w:name="Medium Grid 3 Accent 3" w:uiPriority="69"/>
+    <w:lsdException w:name="Dark List Accent 3" w:uiPriority="70"/>
+    <w:lsdException w:name="Colorful Shading Accent 3" w:uiPriority="71"/>
+    <w:lsdException w:name="Colorful List Accent 3" w:uiPriority="72"/>
+    <w:lsdException w:name="Colorful Grid Accent 3" w:uiPriority="73"/>
+    <w:lsdException w:name="Light Shading Accent 4" w:uiPriority="60"/>
+    <w:lsdException w:name="Light List Accent 4" w:uiPriority="61"/>
+    <w:lsdException w:name="Light Grid Accent 4" w:uiPriority="62"/>
+    <w:lsdException w:name="Medium Shading 1 Accent 4" w:uiPriority="63"/>
+    <w:lsdException w:name="Medium Shading 2 Accent 4" w:uiPriority="64"/>
+    <w:lsdException w:name="Medium List 1 Accent 4" w:uiPriority="65"/>
+    <w:lsdException w:name="Medium List 2 Accent 4" w:uiPriority="66"/>
+    <w:lsdException w:name="Medium Grid 1 Accent 4" w:uiPriority="67"/>
+    <w:lsdException w:name="Medium Grid 2 Accent 4" w:uiPriority="68"/>
+    <w:lsdException w:name="Medium Grid 3 Accent 4" w:uiPriority="69"/>
+    <w:lsdException w:name="Dark List Accent 4" w:uiPriority="70"/>
+    <w:lsdException w:name="Colorful Shading Accent 4" w:uiPriority="71"/>
+    <w:lsdException w:name="Colorful List Accent 4" w:uiPriority="72"/>
+    <w:lsdException w:name="Colorful Grid Accent 4" w:uiPriority="73"/>
+    <w:lsdException w:name="Light Shading Accent 5" w:uiPriority="60"/>
+    <w:lsdException w:name="Light List Accent 5" w:uiPriority="61"/>
+    <w:lsdException w:name="Light Grid Accent 5" w:uiPriority="62"/>
+    <w:lsdException w:name="Medium Shading 1 Accent 5" w:uiPriority="63"/>
+    <w:lsdException w:name="Medium Shading 2 Accent 5" w:uiPriority="64"/>
+    <w:lsdException w:name="Medium List 1 Accent 5" w:uiPriority="65"/>
+    <w:lsdException w:name="Medium List 2 Accent 5" w:uiPriority="66"/>
+    <w:lsdException w:name="Medium Grid 1 Accent 5" w:uiPriority="67"/>
+    <w:lsdException w:name="Medium Grid 2 Accent 5" w:uiPriority="68"/>
+    <w:lsdException w:name="Medium Grid 3 Accent 5" w:uiPriority="69"/>
+    <w:lsdException w:name="Dark List Accent 5" w:uiPriority="70"/>
+    <w:lsdException w:name="Colorful Shading Accent 5" w:uiPriority="71"/>
+    <w:lsdException w:name="Colorful List Accent 5" w:uiPriority="72"/>
+    <w:lsdException w:name="Colorful Grid Accent 5" w:uiPriority="73"/>
+    <w:lsdException w:name="Light Shading Accent 6" w:uiPriority="60"/>
+    <w:lsdException w:name="Light List Accent 6" w:uiPriority="61"/>
+    <w:lsdException w:name="Light Grid Accent 6" w:uiPriority="62"/>
+    <w:lsdException w:name="Medium Shading 1 Accent 6" w:uiPriority="63"/>
+    <w:lsdException w:name="Medium Shading 2 Accent 6" w:uiPriority="64"/>
+    <w:lsdException w:name="Medium List 1 Accent 6" w:uiPriority="65"/>
+    <w:lsdException w:name="Medium List 2 Accent 6" w:uiPriority="66"/>
+    <w:lsdException w:name="Medium Grid 1 Accent 6" w:uiPriority="67"/>
+    <w:lsdException w:name="Medium Grid 2 Accent 6" w:uiPriority="68"/>
+    <w:lsdException w:name="Medium Grid 3 Accent 6" w:uiPriority="69"/>
+    <w:lsdException w:name="Dark List Accent 6" w:uiPriority="70"/>
+    <w:lsdException w:name="Colorful Shading Accent 6" w:uiPriority="71"/>
+    <w:lsdException w:name="Colorful List Accent 6" w:uiPriority="72"/>
+    <w:lsdException w:name="Colorful Grid Accent 6" w:uiPriority="73"/>
+    <w:lsdException w:name="Subtle Emphasis" w:uiPriority="19" w:qFormat="1"/>
+    <w:lsdException w:name="Intense Emphasis" w:uiPriority="21" w:qFormat="1"/>
+    <w:lsdException w:name="Subtle Reference" w:uiPriority="31" w:qFormat="1"/>
+    <w:lsdException w:name="Intense Reference" w:uiPriority="32" w:qFormat="1"/>
+    <w:lsdException w:name="Book Title" w:uiPriority="33" w:qFormat="1"/>
+    <w:lsdException w:name="Bibliography" w:uiPriority="37" w:semiHidden="1" w:unhideWhenUsed="1"/>
+    <w:lsdException w:name="TOC Heading" w:uiPriority="39" w:qFormat="1" w:semiHidden="1" w:unhideWhenUsed="1"/>
+    <w:lsdException w:name="Plain Table 1" w:uiPriority="41"/>
+    <w:lsdException w:name="Plain Table 2" w:uiPriority="42"/>
+    <w:lsdException w:name="Plain Table 3" w:uiPriority="43"/>
+    <w:lsdException w:name="Plain Table 4" w:uiPriority="44"/>
+    <w:lsdException w:name="Plain Table 5" w:uiPriority="45"/>
+    <w:lsdException w:name="Grid Table Light" w:uiPriority="40"/>
+    <w:lsdException w:name="Grid Table 1 Light" w:uiPriority="46"/>
+    <w:lsdException w:name="Grid Table 2" w:uiPriority="47"/>
+    <w:lsdException w:name="Grid Table 3" w:uiPriority="48"/>
+    <w:lsdException w:name="Grid Table 4" w:uiPriority="49"/>
+    <w:lsdException w:name="Grid Table 5 Dark" w:uiPriority="50"/>
+    <w:lsdException w:name="Grid Table 6 Colorful" w:uiPriority="51"/>
+    <w:lsdException w:name="Grid Table 7 Colorful" w:uiPriority="52"/>
+    <w:lsdException w:name="Grid Table 1 Light Accent 1" w:uiPriority="46"/>
+    <w:lsdException w:name="Grid Table 2 Accent 1" w:uiPriority="47"/>
+    <w:lsdException w:name="Grid Table 3 Accent 1" w:uiPriority="48"/>
+    <w:lsdException w:name="Grid Table 4 Accent 1" w:uiPriority="49"/>
+    <w:lsdException w:name="Grid Table 5 Dark Accent 1" w:uiPriority="50"/>
+    <w:lsdException w:name="Grid Table 6 Colorful Accent 1" w:uiPriority="51"/>
+    <w:lsdException w:name="Grid Table 7 Colorful Accent 1" w:uiPriority="52"/>
+    <w:lsdException w:name="Grid Table 1 Light Accent 2" w:uiPriority="46"/>
+    <w:lsdException w:name="Grid Table 2 Accent 2" w:uiPriority="47"/>
+    <w:lsdException w:name="Grid Table 3 Accent 2" w:uiPriority="48"/>
+    <w:lsdException w:name="Grid Table 4 Accent 2" w:uiPriority="49"/>
+    <w:lsdException w:name="Grid Table 5 Dark Accent 2" w:uiPriority="50"/>
+    <w:lsdException w:name="Grid Table 6 Colorful Accent 2" w:uiPriority="51"/>
+    <w:lsdException w:name="Grid Table 7 Colorful Accent 2" w:uiPriority="52"/>
+    <w:lsdException w:name="Grid Table 1 Light Accent 3" w:uiPriority="46"/>
+    <w:lsdException w:name="Grid Table 2 Accent 3" w:uiPriority="47"/>
+    <w:lsdException w:name="Grid Table 3 Accent 3" w:uiPriority="48"/>
+    <w:lsdException w:name="Grid Table 4 Accent 3" w:uiPriority="49"/>
+    <w:lsdException w:name="Grid Table 5 Dark Accent 3" w:uiPriority="50"/>
+    <w:lsdException w:name="Grid Table 6 Colorful Accent 3" w:uiPriority="51"/>
+    <w:lsdException w:name="Grid Table 7 Colorful Accent 3" w:uiPriority="52"/>
+    <w:lsdException w:name="Grid Table 1 Light Accent 4" w:uiPriority="46"/>
+    <w:lsdException w:name="Grid Table 2 Accent 4" w:uiPriority="47"/>
+    <w:lsdException w:name="Grid Table 3 Accent 4" w:uiPriority="48"/>
+    <w:lsdException w:name="Grid Table 4 Accent 4" w:uiPriority="49"/>
+    <w:lsdException w:name="Grid Table 5 Dark Accent 4" w:uiPriority="50"/>
+    <w:lsdException w:name="Grid Table 6 Colorful Accent 4" w:uiPriority="51"/>
+    <w:lsdException w:name="Grid Table 7 Colorful Accent 4" w:uiPriority="52"/>
+    <w:lsdException w:name="Grid Table 1 Light Accent 5" w:uiPriority="46"/>
+    <w:lsdException w:name="Grid Table 2 Accent 5" w:uiPriority="47"/>
+    <w:lsdException w:name="Grid Table 3 Accent 5" w:uiPriority="48"/>
+    <w:lsdException w:name="Grid Table 4 Accent 5" w:uiPriority="49"/>
+    <w:lsdException w:name="Grid Table 5 Dark Accent 5" w:uiPriority="50"/>
+    <w:lsdException w:name="Grid Table 6 Colorful Accent 5" w:uiPriority="51"/>
+    <w:lsdException w:name="Grid Table 7 Colorful Accent 5" w:uiPriority="52"/>
+    <w:lsdException w:name="Grid Table 1 Light Accent 6" w:uiPriority="46"/>
+    <w:lsdException w:name="Grid Table 2 Accent 6" w:uiPriority="47"/>
+    <w:lsdException w:name="Grid Table 3 Accent 6" w:uiPriority="48"/>
+    <w:lsdException w:name="Grid Table 4 Accent 6" w:uiPriority="49"/>
+    <w:lsdException w:name="Grid Table 5 Dark Accent 6" w:uiPriority="50"/>
+    <w:lsdException w:name="Grid Table 6 Colorful Accent 6" w:uiPriority="51"/>
+    <w:lsdException w:name="Grid Table 7 Colorful Accent 6" w:uiPriority="52"/>
+    <w:lsdException w:name="List Table 1 Light" w:uiPriority="46"/>
+    <w:lsdException w:name="List Table 2" w:uiPriority="47"/>
+    <w:lsdException w:name="List Table 3" w:uiPriority="48"/>
+    <w:lsdException w:name="List Table 4" w:uiPriority="49"/>
+    <w:lsdException w:name="List Table 5 Dark" w:uiPriority="50"/>
+    <w:lsdException w:name="List Table 6 Colorful" w:uiPriority="51"/>
+    <w:lsdException w:name="List Table 7 Colorful" w:uiPriority="52"/>
+    <w:lsdException w:name="List Table 1 Light Accent 1" w:uiPriority="46"/>
+    <w:lsdException w:name="List Table 2 Accent 1" w:uiPriority="47"/>
+    <w:lsdException w:name="List Table 3 Accent 1" w:uiPriority="48"/>
+    <w:lsdException w:name="List Table 4 Accent 1" w:uiPriority="49"/>
+    <w:lsdException w:name="List Table 5 Dark Accent 1" w:uiPriority="50"/>
+    <w:lsdException w:name="List Table 6 Colorful Accent 1" w:uiPriority="51"/>
+    <w:lsdException w:name="List Table 7 Colorful Accent 1" w:uiPriority="52"/>
+    <w:lsdException w:name="List Table 1 Light Accent 2" w:uiPriority="46"/>
+    <w:lsdException w:name="List Table 2 Accent 2" w:uiPriority="47"/>
+    <w:lsdException w:name="List Table 3 Accent 2" w:uiPriority="48"/>
+    <w:lsdException w:name="List Table 4 Accent 2" w:uiPriority="49"/>
+    <w:lsdException w:name="List Table 5 Dark Accent 2" w:uiPriority="50"/>
+    <w:lsdException w:name="List Table 6 Colorful Accent 2" w:uiPriority="51"/>
+    <w:lsdException w:name="List Table 7 Colorful Accent 2" w:uiPriority="52"/>
+    <w:lsdException w:name="List Table 1 Light Accent 3" w:uiPriority="46"/>
+    <w:lsdException w:name="List Table 2 Accent 3" w:uiPriority="47"/>
+    <w:lsdException w:name="List Table 3 Accent 3" w:uiPriority="48"/>
+    <w:lsdException w:name="List Table 4 Accent 3" w:uiPriority="49"/>
+    <w:lsdException w:name="List Table 5 Dark Accent 3" w:uiPriority="50"/>
+    <w:lsdException w:name="List Table 6 Colorful Accent 3" w:uiPriority="51"/>
+    <w:lsdException w:name="List Table 7 Colorful Accent 3" w:uiPriority="52"/>
+    <w:lsdException w:name="List Table 1 Light Accent 4" w:uiPriority="46"/>
+    <w:lsdException w:name="List Table 2 Accent 4" w:uiPriority="47"/>
+    <w:lsdException w:name="List Table 3 Accent 4" w:uiPriority="48"/>
+    <w:lsdException w:name="List Table 4 Accent 4" w:uiPriority="49"/>
+    <w:lsdException w:name="List Table 5 Dark Accent 4" w:uiPriority="50"/>
+    <w:lsdException w:name="List Table 6 Colorful Accent 4" w:uiPriority="51"/>
+    <w:lsdException w:name="List Table 7 Colorful Accent 4" w:uiPriority="52"/>
+    <w:lsdException w:name="List Table 1 Light Accent 5" w:uiPriority="46"/>
+    <w:lsdException w:name="List Table 2 Accent 5" w:uiPriority="47"/>
+    <w:lsdException w:name="List Table 3 Accent 5" w:uiPriority="48"/>
+    <w:lsdException w:name="List Table 4 Accent 5" w:uiPriority="49"/>
+    <w:lsdException w:name="List Table 5 Dark Accent 5" w:uiPriority="50"/>
+    <w:lsdException w:name="List Table 6 Colorful Accent 5" w:uiPriority="51"/>
+    <w:lsdException w:name="List Table 7 Colorful Accent 5" w:uiPriority="52"/>
+    <w:lsdException w:name="List Table 1 Light Accent 6" w:uiPriority="46"/>
+    <w:lsdException w:name="List Table 2 Accent 6" w:uiPriority="47"/>
+    <w:lsdException w:name="List Table 3 Accent 6" w:uiPriority="48"/>
+    <w:lsdException w:name="List Table 4 Accent 6" w:uiPriority="49"/>
+    <w:lsdException w:name="List Table 5 Dark Accent 6" w:uiPriority="50"/>
+    <w:lsdException w:name="List Table 6 Colorful Accent 6" w:uiPriority="51"/>
+    <w:lsdException w:name="List Table 7 Colorful Accent 6" w:uiPriority="52"/>
+    <w:lsdException w:name="Mention" w:semiHidden="1" w:unhideWhenUsed="1"/>
+    <w:lsdException w:name="Smart Hyperlink" w:semiHidden="1" w:unhideWhenUsed="1"/>
+    <w:lsdException w:name="Hashtag" w:semiHidden="1" w:unhideWhenUsed="1"/>
+    <w:lsdException w:name="Unresolved Mention" w:semiHidden="1" w:unhideWhenUsed="1"/>
+    <w:lsdException w:name="Smart Link" w:semiHidden="1" w:unhideWhenUsed="1"/>
+  </w:latentStyles>
   <w:style w:type="paragraph" w:styleId="Normal" w:default="1">
     <w:name w:val="Normal"/>
     <w:qFormat/>
+    <w:rsid w:val="005F0FA3"/>
   </w:style>
-  <w:style w:type="paragraph" w:styleId="Heading1">
+  <w:style w:type="paragraph" w:styleId="Heading1" w:default="0">
     <w:name w:val="heading 1"/>
     <w:basedOn w:val="Normal"/>
     <w:next w:val="Normal"/>
     <w:link w:val="Heading1Char"/>
     <w:uiPriority w:val="9"/>
     <w:qFormat/>
+    <w:rsid w:val="005F0FA3"/>
     <w:pPr>
+      <w:pBdr>
+        <w:bottom w:val="thinThickSmallGap" w:sz="12" w:space="1" w:color="1C6194" w:themeColor="accent2" w:themeShade="BF"/>
+      </w:pBdr>
+      <w:spacing w:before="400"/>
       <w:jc w:val="center"/>
-      <w:spacing w:before="400"/>
       <w:outlineLvl w:val="0"/>
     </w:pPr>
     <w:rPr>
+      <w:caps/>
+      <w:color w:val="134163" w:themeColor="accent2" w:themeShade="80"/>
+      <w:spacing w:val="20"/>
       <w:sz w:val="28"/>
       <w:szCs w:val="28"/>
-      <w:color w:val="134163"/>
     </w:rPr>
   </w:style>
-  <w:style w:type="paragraph" w:styleId="Heading2">
+  <w:style w:type="paragraph" w:styleId="Heading2" w:default="0">
     <w:name w:val="heading 2"/>
     <w:basedOn w:val="Normal"/>
     <w:next w:val="Normal"/>
     <w:link w:val="Heading2Char"/>
     <w:uiPriority w:val="9"/>
+    <w:unhideWhenUsed/>
     <w:qFormat/>
+    <w:rsid w:val="005F0FA3"/>
     <w:pPr>
+      <w:pBdr>
+        <w:bottom w:val="single" w:sz="4" w:space="1" w:color="134162" w:themeColor="accent2" w:themeShade="7F"/>
+      </w:pBdr>
+      <w:spacing w:before="400"/>
       <w:jc w:val="center"/>
-      <w:spacing w:before="400"/>
       <w:outlineLvl w:val="1"/>
     </w:pPr>
     <w:rPr>
+      <w:caps/>
+      <w:color w:val="134163" w:themeColor="accent2" w:themeShade="80"/>
+      <w:spacing w:val="15"/>
       <w:sz w:val="24"/>
       <w:szCs w:val="24"/>
-      <w:color w:val="134163"/>
     </w:rPr>
   </w:style>
-  <w:style w:type="paragraph" w:styleId="Heading3">
+  <w:style w:type="paragraph" w:styleId="Heading3" w:default="0">
     <w:name w:val="heading 3"/>
     <w:basedOn w:val="Normal"/>
     <w:next w:val="Normal"/>
     <w:link w:val="Heading3Char"/>
     <w:uiPriority w:val="9"/>
+    <w:unhideWhenUsed/>
     <w:qFormat/>
+    <w:rsid w:val="005F0FA3"/>
     <w:pPr>
+      <w:pBdr>
+        <w:top w:val="dotted" w:sz="4" w:space="1" w:color="134162" w:themeColor="accent2" w:themeShade="7F"/>
+        <w:bottom w:val="dotted" w:sz="4" w:space="1" w:color="134162" w:themeColor="accent2" w:themeShade="7F"/>
+      </w:pBdr>
+      <w:spacing w:before="300"/>
       <w:jc w:val="center"/>
-      <w:spacing w:before="300"/>
       <w:outlineLvl w:val="2"/>
     </w:pPr>
     <w:rPr>
+      <w:caps/>
+      <w:color w:val="134162" w:themeColor="accent2" w:themeShade="7F"/>
       <w:sz w:val="24"/>
       <w:szCs w:val="24"/>
-      <w:color w:val="134162"/>
     </w:rPr>
   </w:style>
-  <w:style w:type="paragraph" w:styleId="Heading4">
+  <w:style w:type="paragraph" w:styleId="Heading4" w:default="0">
     <w:name w:val="heading 4"/>
     <w:basedOn w:val="Normal"/>
     <w:next w:val="Normal"/>
     <w:link w:val="Heading4Char"/>
     <w:uiPriority w:val="9"/>
+    <w:semiHidden/>
+    <w:unhideWhenUsed/>
     <w:qFormat/>
+    <w:rsid w:val="005F0FA3"/>
     <w:pPr>
+      <w:pBdr>
+        <w:bottom w:val="dotted" w:sz="4" w:space="1" w:color="1C6194" w:themeColor="accent2" w:themeShade="BF"/>
+      </w:pBdr>
+      <w:spacing w:after="120"/>
       <w:jc w:val="center"/>
-      <w:spacing w:after="120"/>
       <w:outlineLvl w:val="3"/>
     </w:pPr>
     <w:rPr>
-      <w:color w:val="134162"/>
+      <w:caps/>
+      <w:color w:val="134162" w:themeColor="accent2" w:themeShade="7F"/>
+      <w:spacing w:val="10"/>
     </w:rPr>
   </w:style>
-  <w:style w:type="paragraph" w:styleId="Heading5">
+  <w:style w:type="paragraph" w:styleId="Heading5" w:default="0">
     <w:name w:val="heading 5"/>
     <w:basedOn w:val="Normal"/>
     <w:next w:val="Normal"/>
     <w:link w:val="Heading5Char"/>
     <w:uiPriority w:val="9"/>
+    <w:semiHidden/>
+    <w:unhideWhenUsed/>
     <w:qFormat/>
+    <w:rsid w:val="005F0FA3"/>
     <w:pPr>
+      <w:spacing w:before="320" w:after="120"/>
       <w:jc w:val="center"/>
-      <w:spacing w:before="320" w:after="120"/>
       <w:outlineLvl w:val="4"/>
     </w:pPr>
     <w:rPr>
-      <w:color w:val="134162"/>
+      <w:caps/>
+      <w:color w:val="134162" w:themeColor="accent2" w:themeShade="7F"/>
+      <w:spacing w:val="10"/>
     </w:rPr>
   </w:style>
-  <w:style w:type="paragraph" w:styleId="Heading6">
+  <w:style w:type="paragraph" w:styleId="Heading6" w:default="0">
     <w:name w:val="heading 6"/>
     <w:basedOn w:val="Normal"/>
     <w:next w:val="Normal"/>
     <w:link w:val="Heading6Char"/>
     <w:uiPriority w:val="9"/>
+    <w:semiHidden/>
+    <w:unhideWhenUsed/>
     <w:qFormat/>
+    <w:rsid w:val="005F0FA3"/>
     <w:pPr>
+      <w:spacing w:after="120"/>
       <w:jc w:val="center"/>
-      <w:spacing w:after="120"/>
       <w:outlineLvl w:val="5"/>
     </w:pPr>
     <w:rPr>
-      <w:color w:val="1C6194"/>
+      <w:caps/>
+      <w:color w:val="1C6194" w:themeColor="accent2" w:themeShade="BF"/>
+      <w:spacing w:val="10"/>
     </w:rPr>
   </w:style>
-  <w:style w:type="paragraph" w:styleId="Heading7">
+  <w:style w:type="paragraph" w:styleId="Heading7" w:default="0">
     <w:name w:val="heading 7"/>
     <w:basedOn w:val="Normal"/>
     <w:next w:val="Normal"/>
     <w:link w:val="Heading7Char"/>
     <w:uiPriority w:val="9"/>
+    <w:semiHidden/>
+    <w:unhideWhenUsed/>
     <w:qFormat/>
+    <w:rsid w:val="005F0FA3"/>
     <w:pPr>
+      <w:spacing w:after="120"/>
       <w:jc w:val="center"/>
-      <w:spacing w:after="120"/>
       <w:outlineLvl w:val="6"/>
     </w:pPr>
     <w:rPr>
       <w:i/>
       <w:iCs/>
-      <w:color w:val="1C6194"/>
+      <w:caps/>
+      <w:color w:val="1C6194" w:themeColor="accent2" w:themeShade="BF"/>
+      <w:spacing w:val="10"/>
     </w:rPr>
   </w:style>
-  <w:style w:type="paragraph" w:styleId="Heading8">
+  <w:style w:type="paragraph" w:styleId="Heading8" w:default="0">
     <w:name w:val="heading 8"/>
     <w:basedOn w:val="Normal"/>
     <w:next w:val="Normal"/>
     <w:link w:val="Heading8Char"/>
     <w:uiPriority w:val="9"/>
+    <w:semiHidden/>
+    <w:unhideWhenUsed/>
     <w:qFormat/>
+    <w:rsid w:val="005F0FA3"/>
     <w:pPr>
+      <w:spacing w:after="120"/>
       <w:jc w:val="center"/>
-      <w:spacing w:after="120"/>
       <w:outlineLvl w:val="7"/>
     </w:pPr>
     <w:rPr>
+      <w:caps/>
+      <w:spacing w:val="10"/>
       <w:sz w:val="20"/>
       <w:szCs w:val="20"/>
     </w:rPr>
   </w:style>
-  <w:style w:type="paragraph" w:styleId="Heading9">
+  <w:style w:type="paragraph" w:styleId="Heading9" w:default="0">
     <w:name w:val="heading 9"/>
     <w:basedOn w:val="Normal"/>
     <w:next w:val="Normal"/>
     <w:link w:val="Heading9Char"/>
     <w:uiPriority w:val="9"/>
+    <w:semiHidden/>
+    <w:unhideWhenUsed/>
     <w:qFormat/>
+    <w:rsid w:val="005F0FA3"/>
     <w:pPr>
+      <w:spacing w:after="120"/>
       <w:jc w:val="center"/>
-      <w:spacing w:after="120"/>
       <w:outlineLvl w:val="8"/>
     </w:pPr>
     <w:rPr>
       <w:i/>
       <w:iCs/>
+      <w:caps/>
+      <w:spacing w:val="10"/>
       <w:sz w:val="20"/>
       <w:szCs w:val="20"/>
     </w:rPr>
@@ -4572,359 +4993,472 @@
   <w:style w:type="character" w:styleId="DefaultParagraphFont" w:default="1">
     <w:name w:val="Default Paragraph Font"/>
     <w:uiPriority w:val="1"/>
+    <w:unhideWhenUsed/>
   </w:style>
   <w:style w:type="table" w:styleId="TableNormal" w:default="1">
     <w:name w:val="Normal Table"/>
     <w:uiPriority w:val="99"/>
+    <w:semiHidden/>
+    <w:unhideWhenUsed/>
+    <w:tblPr>
+      <w:tblInd w:w="0" w:type="dxa"/>
+      <w:tblCellMar>
+        <w:top w:w="0" w:type="dxa"/>
+        <w:left w:w="108" w:type="dxa"/>
+        <w:bottom w:w="0" w:type="dxa"/>
+        <w:right w:w="108" w:type="dxa"/>
+      </w:tblCellMar>
+    </w:tblPr>
   </w:style>
   <w:style w:type="numbering" w:styleId="NoList" w:default="1">
     <w:name w:val="No List"/>
     <w:uiPriority w:val="99"/>
+    <w:semiHidden/>
+    <w:unhideWhenUsed/>
   </w:style>
-  <w:style w:type="character" w:styleId="Heading1Char" w:customStyle="1">
+  <w:style w:type="character" w:styleId="Heading1Char" w:default="0" w:customStyle="1">
     <w:name w:val="Heading 1 Char"/>
     <w:basedOn w:val="DefaultParagraphFont"/>
     <w:link w:val="Heading1"/>
     <w:uiPriority w:val="9"/>
+    <w:rsid w:val="005F0FA3"/>
     <w:rPr>
+      <w:caps/>
+      <w:color w:val="134163" w:themeColor="accent2" w:themeShade="80"/>
+      <w:spacing w:val="20"/>
       <w:sz w:val="28"/>
       <w:szCs w:val="28"/>
-      <w:color w:val="134163"/>
     </w:rPr>
   </w:style>
-  <w:style w:type="character" w:styleId="Heading2Char" w:customStyle="1">
+  <w:style w:type="character" w:styleId="Heading2Char" w:default="0" w:customStyle="1">
     <w:name w:val="Heading 2 Char"/>
     <w:basedOn w:val="DefaultParagraphFont"/>
     <w:link w:val="Heading2"/>
     <w:uiPriority w:val="9"/>
+    <w:rsid w:val="005F0FA3"/>
     <w:rPr>
+      <w:caps/>
+      <w:color w:val="134163" w:themeColor="accent2" w:themeShade="80"/>
+      <w:spacing w:val="15"/>
       <w:sz w:val="24"/>
       <w:szCs w:val="24"/>
-      <w:color w:val="134163"/>
     </w:rPr>
   </w:style>
-  <w:style w:type="character" w:styleId="Heading3Char" w:customStyle="1">
+  <w:style w:type="character" w:styleId="Heading3Char" w:default="0" w:customStyle="1">
     <w:name w:val="Heading 3 Char"/>
     <w:basedOn w:val="DefaultParagraphFont"/>
     <w:link w:val="Heading3"/>
     <w:uiPriority w:val="9"/>
+    <w:rsid w:val="005F0FA3"/>
     <w:rPr>
+      <w:caps/>
+      <w:color w:val="134162" w:themeColor="accent2" w:themeShade="7F"/>
       <w:sz w:val="24"/>
       <w:szCs w:val="24"/>
-      <w:color w:val="134162"/>
     </w:rPr>
   </w:style>
-  <w:style w:type="character" w:styleId="Heading4Char" w:customStyle="1">
+  <w:style w:type="character" w:styleId="Heading4Char" w:default="0" w:customStyle="1">
     <w:name w:val="Heading 4 Char"/>
     <w:basedOn w:val="DefaultParagraphFont"/>
     <w:link w:val="Heading4"/>
     <w:uiPriority w:val="9"/>
+    <w:semiHidden/>
+    <w:rsid w:val="005F0FA3"/>
     <w:rPr>
-      <w:color w:val="134162"/>
+      <w:caps/>
+      <w:color w:val="134162" w:themeColor="accent2" w:themeShade="7F"/>
+      <w:spacing w:val="10"/>
     </w:rPr>
   </w:style>
-  <w:style w:type="character" w:styleId="Heading5Char" w:customStyle="1">
+  <w:style w:type="character" w:styleId="Heading5Char" w:default="0" w:customStyle="1">
     <w:name w:val="Heading 5 Char"/>
     <w:basedOn w:val="DefaultParagraphFont"/>
     <w:link w:val="Heading5"/>
     <w:uiPriority w:val="9"/>
+    <w:semiHidden/>
+    <w:rsid w:val="005F0FA3"/>
     <w:rPr>
-      <w:color w:val="134162"/>
+      <w:caps/>
+      <w:color w:val="134162" w:themeColor="accent2" w:themeShade="7F"/>
+      <w:spacing w:val="10"/>
     </w:rPr>
   </w:style>
-  <w:style w:type="character" w:styleId="Heading6Char" w:customStyle="1">
+  <w:style w:type="character" w:styleId="Heading6Char" w:default="0" w:customStyle="1">
     <w:name w:val="Heading 6 Char"/>
     <w:basedOn w:val="DefaultParagraphFont"/>
     <w:link w:val="Heading6"/>
     <w:uiPriority w:val="9"/>
+    <w:semiHidden/>
+    <w:rsid w:val="005F0FA3"/>
     <w:rPr>
-      <w:color w:val="1C6194"/>
+      <w:caps/>
+      <w:color w:val="1C6194" w:themeColor="accent2" w:themeShade="BF"/>
+      <w:spacing w:val="10"/>
     </w:rPr>
   </w:style>
-  <w:style w:type="character" w:styleId="Heading7Char" w:customStyle="1">
+  <w:style w:type="character" w:styleId="Heading7Char" w:default="0" w:customStyle="1">
     <w:name w:val="Heading 7 Char"/>
     <w:basedOn w:val="DefaultParagraphFont"/>
     <w:link w:val="Heading7"/>
     <w:uiPriority w:val="9"/>
+    <w:semiHidden/>
+    <w:rsid w:val="005F0FA3"/>
     <w:rPr>
       <w:i/>
       <w:iCs/>
-      <w:color w:val="1C6194"/>
+      <w:caps/>
+      <w:color w:val="1C6194" w:themeColor="accent2" w:themeShade="BF"/>
+      <w:spacing w:val="10"/>
     </w:rPr>
   </w:style>
-  <w:style w:type="character" w:styleId="Heading8Char" w:customStyle="1">
+  <w:style w:type="character" w:styleId="Heading8Char" w:default="0" w:customStyle="1">
     <w:name w:val="Heading 8 Char"/>
     <w:basedOn w:val="DefaultParagraphFont"/>
     <w:link w:val="Heading8"/>
     <w:uiPriority w:val="9"/>
+    <w:semiHidden/>
+    <w:rsid w:val="005F0FA3"/>
     <w:rPr>
+      <w:caps/>
+      <w:spacing w:val="10"/>
       <w:sz w:val="20"/>
       <w:szCs w:val="20"/>
     </w:rPr>
   </w:style>
-  <w:style w:type="character" w:styleId="Heading9Char" w:customStyle="1">
+  <w:style w:type="character" w:styleId="Heading9Char" w:default="0" w:customStyle="1">
     <w:name w:val="Heading 9 Char"/>
     <w:basedOn w:val="DefaultParagraphFont"/>
     <w:link w:val="Heading9"/>
     <w:uiPriority w:val="9"/>
+    <w:semiHidden/>
+    <w:rsid w:val="005F0FA3"/>
     <w:rPr>
       <w:i/>
       <w:iCs/>
+      <w:caps/>
+      <w:spacing w:val="10"/>
       <w:sz w:val="20"/>
       <w:szCs w:val="20"/>
     </w:rPr>
   </w:style>
-  <w:style w:type="paragraph" w:styleId="Title">
+  <w:style w:type="paragraph" w:styleId="Title" w:default="0">
     <w:name w:val="Title"/>
     <w:basedOn w:val="Normal"/>
     <w:next w:val="Normal"/>
     <w:link w:val="TitleChar"/>
     <w:uiPriority w:val="10"/>
     <w:qFormat/>
+    <w:rsid w:val="005F0FA3"/>
     <w:pPr>
+      <w:pBdr>
+        <w:top w:val="dotted" w:sz="2" w:space="1" w:color="134163" w:themeColor="accent2" w:themeShade="80"/>
+        <w:bottom w:val="dotted" w:sz="2" w:space="6" w:color="134163" w:themeColor="accent2" w:themeShade="80"/>
+      </w:pBdr>
+      <w:spacing w:before="500" w:after="300" w:line="240" w:lineRule="auto"/>
       <w:jc w:val="center"/>
-      <w:spacing w:before="500" w:after="300" w:line="240" w:lineRule="auto"/>
     </w:pPr>
     <w:rPr>
+      <w:caps/>
+      <w:color w:val="134163" w:themeColor="accent2" w:themeShade="80"/>
+      <w:spacing w:val="50"/>
       <w:sz w:val="44"/>
       <w:szCs w:val="44"/>
-      <w:color w:val="134163"/>
     </w:rPr>
   </w:style>
-  <w:style w:type="character" w:styleId="TitleChar" w:customStyle="1">
+  <w:style w:type="character" w:styleId="TitleChar" w:default="0" w:customStyle="1">
     <w:name w:val="Title Char"/>
     <w:basedOn w:val="DefaultParagraphFont"/>
     <w:link w:val="Title"/>
     <w:uiPriority w:val="10"/>
+    <w:rsid w:val="005F0FA3"/>
     <w:rPr>
+      <w:caps/>
+      <w:color w:val="134163" w:themeColor="accent2" w:themeShade="80"/>
+      <w:spacing w:val="50"/>
       <w:sz w:val="44"/>
       <w:szCs w:val="44"/>
-      <w:color w:val="134163"/>
     </w:rPr>
   </w:style>
-  <w:style w:type="paragraph" w:styleId="Subtitle">
+  <w:style w:type="paragraph" w:styleId="Subtitle" w:default="0">
     <w:name w:val="Subtitle"/>
     <w:basedOn w:val="Normal"/>
     <w:next w:val="Normal"/>
     <w:link w:val="SubtitleChar"/>
     <w:uiPriority w:val="11"/>
     <w:qFormat/>
+    <w:rsid w:val="005F0FA3"/>
     <w:pPr>
+      <w:spacing w:after="560" w:line="240" w:lineRule="auto"/>
       <w:jc w:val="center"/>
-      <w:spacing w:after="560" w:line="240" w:lineRule="auto"/>
     </w:pPr>
     <w:rPr>
+      <w:caps/>
+      <w:spacing w:val="20"/>
       <w:sz w:val="18"/>
       <w:szCs w:val="18"/>
     </w:rPr>
   </w:style>
-  <w:style w:type="character" w:styleId="SubtitleChar" w:customStyle="1">
+  <w:style w:type="character" w:styleId="SubtitleChar" w:default="0" w:customStyle="1">
     <w:name w:val="Subtitle Char"/>
     <w:basedOn w:val="DefaultParagraphFont"/>
     <w:link w:val="Subtitle"/>
     <w:uiPriority w:val="11"/>
+    <w:rsid w:val="005F0FA3"/>
     <w:rPr>
+      <w:caps/>
+      <w:spacing w:val="20"/>
       <w:sz w:val="18"/>
       <w:szCs w:val="18"/>
     </w:rPr>
   </w:style>
-  <w:style w:type="paragraph" w:styleId="Quote">
+  <w:style w:type="paragraph" w:styleId="Quote" w:default="0">
     <w:name w:val="Quote"/>
     <w:basedOn w:val="Normal"/>
     <w:next w:val="Normal"/>
     <w:link w:val="QuoteChar"/>
     <w:uiPriority w:val="29"/>
     <w:qFormat/>
+    <w:rsid w:val="005F0FA3"/>
     <w:rPr>
       <w:i/>
       <w:iCs/>
     </w:rPr>
   </w:style>
-  <w:style w:type="character" w:styleId="QuoteChar" w:customStyle="1">
+  <w:style w:type="character" w:styleId="QuoteChar" w:default="0" w:customStyle="1">
     <w:name w:val="Quote Char"/>
     <w:basedOn w:val="DefaultParagraphFont"/>
     <w:link w:val="Quote"/>
     <w:uiPriority w:val="29"/>
+    <w:rsid w:val="005F0FA3"/>
     <w:rPr>
       <w:i/>
       <w:iCs/>
     </w:rPr>
   </w:style>
-  <w:style w:type="paragraph" w:styleId="ListParagraph">
+  <w:style w:type="paragraph" w:styleId="ListParagraph" w:default="0">
     <w:name w:val="List Paragraph"/>
     <w:basedOn w:val="Normal"/>
     <w:uiPriority w:val="34"/>
     <w:qFormat/>
+    <w:rsid w:val="005F0FA3"/>
     <w:pPr>
       <w:ind w:left="720"/>
+      <w:contextualSpacing/>
     </w:pPr>
   </w:style>
-  <w:style w:type="character" w:styleId="IntenseEmphasis">
+  <w:style w:type="character" w:styleId="IntenseEmphasis" w:default="0">
     <w:name w:val="Intense Emphasis"/>
     <w:uiPriority w:val="21"/>
     <w:qFormat/>
+    <w:rsid w:val="005F0FA3"/>
     <w:rPr>
       <w:i/>
       <w:iCs/>
+      <w:caps/>
+      <w:spacing w:val="10"/>
       <w:sz w:val="20"/>
       <w:szCs w:val="20"/>
     </w:rPr>
   </w:style>
-  <w:style w:type="paragraph" w:styleId="IntenseQuote">
+  <w:style w:type="paragraph" w:styleId="IntenseQuote" w:default="0">
     <w:name w:val="Intense Quote"/>
     <w:basedOn w:val="Normal"/>
     <w:next w:val="Normal"/>
     <w:link w:val="IntenseQuoteChar"/>
     <w:uiPriority w:val="30"/>
     <w:qFormat/>
+    <w:rsid w:val="005F0FA3"/>
     <w:pPr>
+      <w:pBdr>
+        <w:top w:val="dotted" w:sz="2" w:space="10" w:color="134163" w:themeColor="accent2" w:themeShade="80"/>
+        <w:bottom w:val="dotted" w:sz="2" w:space="4" w:color="134163" w:themeColor="accent2" w:themeShade="80"/>
+      </w:pBdr>
       <w:spacing w:before="160" w:line="300" w:lineRule="auto"/>
       <w:ind w:left="1440" w:right="1440"/>
     </w:pPr>
     <w:rPr>
+      <w:caps/>
+      <w:color w:val="134162" w:themeColor="accent2" w:themeShade="7F"/>
+      <w:spacing w:val="5"/>
       <w:sz w:val="20"/>
       <w:szCs w:val="20"/>
-      <w:color w:val="134162"/>
     </w:rPr>
   </w:style>
-  <w:style w:type="character" w:styleId="IntenseQuoteChar" w:customStyle="1">
+  <w:style w:type="character" w:styleId="IntenseQuoteChar" w:default="0" w:customStyle="1">
     <w:name w:val="Intense Quote Char"/>
     <w:basedOn w:val="DefaultParagraphFont"/>
     <w:link w:val="IntenseQuote"/>
     <w:uiPriority w:val="30"/>
+    <w:rsid w:val="005F0FA3"/>
     <w:rPr>
+      <w:caps/>
+      <w:color w:val="134162" w:themeColor="accent2" w:themeShade="7F"/>
+      <w:spacing w:val="5"/>
       <w:sz w:val="20"/>
       <w:szCs w:val="20"/>
-      <w:color w:val="134162"/>
     </w:rPr>
   </w:style>
-  <w:style w:type="character" w:styleId="IntenseReference">
+  <w:style w:type="character" w:styleId="IntenseReference" w:default="0">
     <w:name w:val="Intense Reference"/>
     <w:uiPriority w:val="32"/>
     <w:qFormat/>
+    <w:rsid w:val="005F0FA3"/>
     <w:rPr>
+      <w:rFonts w:asciiTheme="minorHAnsi" w:eastAsiaTheme="minorEastAsia" w:hAnsiTheme="minorHAnsi" w:cstheme="minorBidi"/>
       <w:b/>
       <w:bCs/>
       <w:i/>
       <w:iCs/>
-      <w:color w:val="134162"/>
+      <w:color w:val="134162" w:themeColor="accent2" w:themeShade="7F"/>
     </w:rPr>
   </w:style>
-  <w:style w:type="paragraph" w:styleId="Caption">
+  <w:style w:type="paragraph" w:styleId="Caption" w:default="0">
     <w:name w:val="caption"/>
     <w:basedOn w:val="Normal"/>
     <w:next w:val="Normal"/>
     <w:uiPriority w:val="35"/>
+    <w:semiHidden/>
+    <w:unhideWhenUsed/>
     <w:qFormat/>
+    <w:rsid w:val="005F0FA3"/>
     <w:rPr>
+      <w:caps/>
+      <w:spacing w:val="10"/>
       <w:sz w:val="18"/>
       <w:szCs w:val="18"/>
     </w:rPr>
   </w:style>
-  <w:style w:type="character" w:styleId="Strong">
+  <w:style w:type="character" w:styleId="Strong" w:default="0">
     <w:name w:val="Strong"/>
     <w:uiPriority w:val="22"/>
     <w:qFormat/>
+    <w:rsid w:val="005F0FA3"/>
     <w:rPr>
       <w:b/>
       <w:bCs/>
-      <w:color w:val="1C6194"/>
+      <w:color w:val="1C6194" w:themeColor="accent2" w:themeShade="BF"/>
+      <w:spacing w:val="5"/>
     </w:rPr>
   </w:style>
-  <w:style w:type="character" w:styleId="Emphasis">
+  <w:style w:type="character" w:styleId="Emphasis" w:default="0">
     <w:name w:val="Emphasis"/>
     <w:uiPriority w:val="20"/>
     <w:qFormat/>
+    <w:rsid w:val="005F0FA3"/>
     <w:rPr>
+      <w:caps/>
+      <w:spacing w:val="5"/>
       <w:sz w:val="20"/>
       <w:szCs w:val="20"/>
     </w:rPr>
   </w:style>
-  <w:style w:type="paragraph" w:styleId="NoSpacing">
+  <w:style w:type="paragraph" w:styleId="NoSpacing" w:default="0">
     <w:name w:val="No Spacing"/>
     <w:basedOn w:val="Normal"/>
     <w:link w:val="NoSpacingChar"/>
     <w:uiPriority w:val="1"/>
     <w:qFormat/>
+    <w:rsid w:val="005F0FA3"/>
     <w:pPr>
       <w:spacing w:after="0" w:line="240" w:lineRule="auto"/>
     </w:pPr>
   </w:style>
-  <w:style w:type="character" w:styleId="NoSpacingChar" w:customStyle="1">
+  <w:style w:type="character" w:styleId="NoSpacingChar" w:default="0" w:customStyle="1">
     <w:name w:val="No Spacing Char"/>
     <w:basedOn w:val="DefaultParagraphFont"/>
     <w:link w:val="NoSpacing"/>
     <w:uiPriority w:val="1"/>
+    <w:rsid w:val="005F0FA3"/>
   </w:style>
-  <w:style w:type="character" w:styleId="SubtleEmphasis">
+  <w:style w:type="character" w:styleId="SubtleEmphasis" w:default="0">
     <w:name w:val="Subtle Emphasis"/>
     <w:uiPriority w:val="19"/>
     <w:qFormat/>
+    <w:rsid w:val="005F0FA3"/>
     <w:rPr>
       <w:i/>
       <w:iCs/>
     </w:rPr>
   </w:style>
-  <w:style w:type="character" w:styleId="SubtleReference">
+  <w:style w:type="character" w:styleId="SubtleReference" w:default="0">
     <w:name w:val="Subtle Reference"/>
     <w:basedOn w:val="DefaultParagraphFont"/>
     <w:uiPriority w:val="31"/>
     <w:qFormat/>
+    <w:rsid w:val="005F0FA3"/>
     <w:rPr>
+      <w:rFonts w:asciiTheme="minorHAnsi" w:eastAsiaTheme="minorEastAsia" w:hAnsiTheme="minorHAnsi" w:cstheme="minorBidi"/>
       <w:i/>
       <w:iCs/>
-      <w:color w:val="134162"/>
+      <w:color w:val="134162" w:themeColor="accent2" w:themeShade="7F"/>
     </w:rPr>
   </w:style>
-  <w:style w:type="character" w:styleId="BookTitle">
+  <w:style w:type="character" w:styleId="BookTitle" w:default="0">
     <w:name w:val="Book Title"/>
     <w:uiPriority w:val="33"/>
     <w:qFormat/>
+    <w:rsid w:val="005F0FA3"/>
     <w:rPr>
-      <w:color w:val="134162"/>
+      <w:caps/>
+      <w:color w:val="134162" w:themeColor="accent2" w:themeShade="7F"/>
+      <w:spacing w:val="5"/>
+      <w:u w:color="134162" w:themeColor="accent2" w:themeShade="7F"/>
     </w:rPr>
   </w:style>
-  <w:style w:type="paragraph" w:styleId="TOCHeading">
+  <w:style w:type="paragraph" w:styleId="TOCHeading" w:default="0">
     <w:name w:val="TOC Heading"/>
     <w:basedOn w:val="Heading1"/>
     <w:next w:val="Normal"/>
     <w:uiPriority w:val="39"/>
+    <w:semiHidden/>
+    <w:unhideWhenUsed/>
     <w:qFormat/>
+    <w:rsid w:val="005F0FA3"/>
     <w:pPr>
       <w:outlineLvl w:val="9"/>
     </w:pPr>
   </w:style>
-  <w:style w:type="paragraph" w:styleId="Date">
+  <w:style w:type="paragraph" w:styleId="Date" w:default="0">
     <w:name w:val="Date"/>
     <w:basedOn w:val="Normal"/>
     <w:next w:val="Normal"/>
     <w:link w:val="DateChar"/>
     <w:uiPriority w:val="99"/>
+    <w:unhideWhenUsed/>
+    <w:rsid w:val="005F0FA3"/>
   </w:style>
-  <w:style w:type="character" w:styleId="DateChar" w:customStyle="1">
+  <w:style w:type="character" w:styleId="DateChar" w:default="0" w:customStyle="1">
     <w:name w:val="Date Char"/>
     <w:basedOn w:val="DefaultParagraphFont"/>
     <w:link w:val="Date"/>
     <w:uiPriority w:val="99"/>
+    <w:rsid w:val="005F0FA3"/>
   </w:style>
-  <w:style w:type="paragraph" w:styleId="ListBullet">
+  <w:style w:type="paragraph" w:styleId="ListBullet" w:default="0">
     <w:name w:val="List Bullet"/>
     <w:basedOn w:val="Normal"/>
     <w:uiPriority w:val="99"/>
-    <w:pPr/>
+    <w:unhideWhenUsed/>
+    <w:rsid w:val="005F0FA3"/>
+    <w:pPr>
+      <w:numPr>
+        <w:numId w:val="1"/>
+      </w:numPr>
+      <w:contextualSpacing/>
+    </w:pPr>
   </w:style>
 </w:styles>
 </file>
 
 <file path=word/theme/theme1.xml><?xml version="1.0" encoding="UTF-8"?>
-<a:theme xmlns:a="http://schemas.openxmlformats.org/drawingml/2006/main" name="Integral" mc:Ignorable="w14 w15">
+<a:theme xmlns:a="http://schemas.openxmlformats.org/drawingml/2006/main" name="Integral">
   <a:themeElements>
     <a:clrScheme name="Integral">
       <a:dk1>
-        <a:srgbClr val="000000"/>
+        <a:sysClr val="windowText" lastClr="000000"/>
       </a:dk1>
       <a:lt1>
-        <a:srgbClr val="FFFFFF"/>
+        <a:sysClr val="window" lastClr="FFFFFF"/>
       </a:lt1>
       <a:dk2>
         <a:srgbClr val="335B74"/>
@@ -4959,23 +5493,227 @@
     </a:clrScheme>
     <a:fontScheme name="Integral">
       <a:majorFont>
-        <a:latin typeface="Tw Cen MT Condensed"/>
+        <a:latin typeface="Tw Cen MT Condensed" panose="020B0606020104020203"/>
         <a:ea typeface=""/>
         <a:cs typeface=""/>
+        <a:font script="Grek" typeface="Calibri"/>
+        <a:font script="Cyrl" typeface="Calibri"/>
+        <a:font script="Jpan" typeface="メイリオ"/>
+        <a:font script="Hang" typeface="HY얕은샘물M"/>
+        <a:font script="Hans" typeface="华文仿宋"/>
+        <a:font script="Hant" typeface="微軟正黑體"/>
+        <a:font script="Arab" typeface="Arial"/>
+        <a:font script="Hebr" typeface="Levenim MT"/>
+        <a:font script="Thai" typeface="FreesiaUPC"/>
+        <a:font script="Ethi" typeface="Nyala"/>
+        <a:font script="Beng" typeface="Vrinda"/>
+        <a:font script="Gujr" typeface="Shruti"/>
+        <a:font script="Khmr" typeface="DaunPenh"/>
+        <a:font script="Knda" typeface="Tunga"/>
+        <a:font script="Guru" typeface="Raavi"/>
+        <a:font script="Cans" typeface="Euphemia"/>
+        <a:font script="Cher" typeface="Plantagenet Cherokee"/>
+        <a:font script="Yiii" typeface="Microsoft Yi Baiti"/>
+        <a:font script="Tibt" typeface="Microsoft Himalaya"/>
+        <a:font script="Thaa" typeface="MV Boli"/>
+        <a:font script="Deva" typeface="Mangal"/>
+        <a:font script="Telu" typeface="Gautami"/>
+        <a:font script="Taml" typeface="Latha"/>
+        <a:font script="Syrc" typeface="Estrangelo Edessa"/>
+        <a:font script="Orya" typeface="Kalinga"/>
+        <a:font script="Mlym" typeface="Kartika"/>
+        <a:font script="Laoo" typeface="DokChampa"/>
+        <a:font script="Sinh" typeface="Iskoola Pota"/>
+        <a:font script="Mong" typeface="Mongolian Baiti"/>
+        <a:font script="Viet" typeface="Tahoma"/>
+        <a:font script="Uigh" typeface="Microsoft Uighur"/>
+        <a:font script="Geor" typeface="Sylfaen"/>
       </a:majorFont>
       <a:minorFont>
-        <a:latin typeface="Tw Cen MT"/>
+        <a:latin typeface="Tw Cen MT" panose="020B0602020104020603"/>
         <a:ea typeface=""/>
         <a:cs typeface=""/>
+        <a:font script="Grek" typeface="Calibri"/>
+        <a:font script="Cyrl" typeface="Calibri"/>
+        <a:font script="Jpan" typeface="メイリオ"/>
+        <a:font script="Hang" typeface="HY얕은샘물M"/>
+        <a:font script="Hans" typeface="华文仿宋"/>
+        <a:font script="Hant" typeface="微軟正黑體"/>
+        <a:font script="Arab" typeface="Arial"/>
+        <a:font script="Hebr" typeface="Levenim MT"/>
+        <a:font script="Thai" typeface="FreesiaUPC"/>
+        <a:font script="Ethi" typeface="Nyala"/>
+        <a:font script="Beng" typeface="Vrinda"/>
+        <a:font script="Gujr" typeface="Shruti"/>
+        <a:font script="Khmr" typeface="DaunPenh"/>
+        <a:font script="Knda" typeface="Tunga"/>
+        <a:font script="Guru" typeface="Raavi"/>
+        <a:font script="Cans" typeface="Euphemia"/>
+        <a:font script="Cher" typeface="Plantagenet Cherokee"/>
+        <a:font script="Yiii" typeface="Microsoft Yi Baiti"/>
+        <a:font script="Tibt" typeface="Microsoft Himalaya"/>
+        <a:font script="Thaa" typeface="MV Boli"/>
+        <a:font script="Deva" typeface="Mangal"/>
+        <a:font script="Telu" typeface="Gautami"/>
+        <a:font script="Taml" typeface="Latha"/>
+        <a:font script="Syrc" typeface="Estrangelo Edessa"/>
+        <a:font script="Orya" typeface="Kalinga"/>
+        <a:font script="Mlym" typeface="Kartika"/>
+        <a:font script="Laoo" typeface="DokChampa"/>
+        <a:font script="Sinh" typeface="Iskoola Pota"/>
+        <a:font script="Mong" typeface="Mongolian Baiti"/>
+        <a:font script="Viet" typeface="Tahoma"/>
+        <a:font script="Uigh" typeface="Microsoft Uighur"/>
+        <a:font script="Geor" typeface="Sylfaen"/>
       </a:minorFont>
     </a:fontScheme>
-    <a:fmtScheme name="Office">
-      <a:fillStyleLst/>
-      <a:lnStyleLst/>
-      <a:effectStyleLst/>
-      <a:bgFillStyleLst/>
+    <a:fmtScheme name="Integral">
+      <a:fillStyleLst>
+        <a:solidFill>
+          <a:schemeClr val="phClr"/>
+        </a:solidFill>
+        <a:gradFill rotWithShape="1">
+          <a:gsLst>
+            <a:gs pos="0">
+              <a:schemeClr val="phClr">
+                <a:tint val="83000"/>
+                <a:satMod val="100000"/>
+                <a:lumMod val="100000"/>
+              </a:schemeClr>
+            </a:gs>
+            <a:gs pos="100000">
+              <a:schemeClr val="phClr">
+                <a:tint val="61000"/>
+                <a:satMod val="150000"/>
+                <a:lumMod val="100000"/>
+              </a:schemeClr>
+            </a:gs>
+          </a:gsLst>
+          <a:path path="circle">
+            <a:fillToRect l="100000" t="100000" r="100000" b="100000"/>
+          </a:path>
+        </a:gradFill>
+        <a:gradFill rotWithShape="1">
+          <a:gsLst>
+            <a:gs pos="0">
+              <a:schemeClr val="phClr">
+                <a:tint val="100000"/>
+                <a:shade val="85000"/>
+                <a:satMod val="100000"/>
+                <a:lumMod val="100000"/>
+              </a:schemeClr>
+            </a:gs>
+            <a:gs pos="100000">
+              <a:schemeClr val="phClr">
+                <a:tint val="90000"/>
+                <a:shade val="100000"/>
+                <a:satMod val="150000"/>
+                <a:lumMod val="100000"/>
+              </a:schemeClr>
+            </a:gs>
+          </a:gsLst>
+          <a:path path="circle">
+            <a:fillToRect l="100000" t="100000" r="100000" b="100000"/>
+          </a:path>
+        </a:gradFill>
+      </a:fillStyleLst>
+      <a:lnStyleLst>
+        <a:ln w="9525" cap="flat" cmpd="sng" algn="ctr">
+          <a:solidFill>
+            <a:schemeClr val="phClr"/>
+          </a:solidFill>
+          <a:prstDash val="solid"/>
+        </a:ln>
+        <a:ln w="15875" cap="flat" cmpd="sng" algn="ctr">
+          <a:solidFill>
+            <a:schemeClr val="phClr"/>
+          </a:solidFill>
+          <a:prstDash val="solid"/>
+        </a:ln>
+        <a:ln w="19050" cap="flat" cmpd="sng" algn="ctr">
+          <a:solidFill>
+            <a:schemeClr val="phClr"/>
+          </a:solidFill>
+          <a:prstDash val="solid"/>
+        </a:ln>
+      </a:lnStyleLst>
+      <a:effectStyleLst>
+        <a:effectStyle>
+          <a:effectLst/>
+        </a:effectStyle>
+        <a:effectStyle>
+          <a:effectLst>
+            <a:outerShdw blurRad="50800" dist="12700" dir="5400000" algn="ctr" rotWithShape="0">
+              <a:srgbClr val="000000">
+                <a:alpha val="50000"/>
+              </a:srgbClr>
+            </a:outerShdw>
+          </a:effectLst>
+        </a:effectStyle>
+        <a:effectStyle>
+          <a:effectLst>
+            <a:outerShdw blurRad="76200" dist="25400" dir="5400000" algn="ctr" rotWithShape="0">
+              <a:srgbClr val="000000">
+                <a:alpha val="60000"/>
+              </a:srgbClr>
+            </a:outerShdw>
+          </a:effectLst>
+          <a:scene3d>
+            <a:camera prst="orthographicFront">
+              <a:rot lat="0" lon="0" rev="0"/>
+            </a:camera>
+            <a:lightRig rig="flat" dir="t">
+              <a:rot lat="0" lon="0" rev="3600000"/>
+            </a:lightRig>
+          </a:scene3d>
+          <a:sp3d contourW="12700" prstMaterial="flat">
+            <a:bevelT w="38100" h="44450" prst="angle"/>
+            <a:contourClr>
+              <a:schemeClr val="phClr">
+                <a:shade val="35000"/>
+                <a:satMod val="160000"/>
+              </a:schemeClr>
+            </a:contourClr>
+          </a:sp3d>
+        </a:effectStyle>
+      </a:effectStyleLst>
+      <a:bgFillStyleLst>
+        <a:solidFill>
+          <a:schemeClr val="phClr"/>
+        </a:solidFill>
+        <a:solidFill>
+          <a:schemeClr val="phClr">
+            <a:tint val="95000"/>
+            <a:shade val="85000"/>
+            <a:satMod val="125000"/>
+          </a:schemeClr>
+        </a:solidFill>
+        <a:blipFill rotWithShape="1">
+          <a:blip embed="rId1">
+            <a:duotone>
+              <a:schemeClr val="phClr">
+                <a:tint val="95000"/>
+                <a:shade val="74000"/>
+                <a:satMod val="230000"/>
+              </a:schemeClr>
+              <a:schemeClr val="phClr">
+                <a:tint val="92000"/>
+                <a:shade val="69000"/>
+                <a:satMod val="250000"/>
+              </a:schemeClr>
+            </a:duotone>
+          </a:blip>
+          <a:tile tx="0" ty="0" sx="40000" sy="40000" flip="none" algn="tl"/>
+        </a:blipFill>
+      </a:bgFillStyleLst>
     </a:fmtScheme>
   </a:themeElements>
+  <a:objectDefaults/>
+  <a:extraClrSchemeLst/>
+  <a:extLst>
+    <a:ext uri="{05A4C25C-085E-4340-85A3-A5531E510DB2}">
+      <themeFamily xmlns="http://schemas.microsoft.com/office/thememl/2012/main" thm15:name="Integral" thm15:id="{3577F8C9-A904-41D8-97D2-FD898F53F20E}" thm15:vid="{682D6EBE-8D36-4FF2-9DB3-F3D8D7B6715D}"/>
+    </a:ext>
+  </a:extLst>
 </a:theme>
-
 </file>
--- a/examples/demo_formal_integral_roundtrip_spec.docx
+++ b/examples/demo_formal_integral_roundtrip_spec.docx
@@ -1,6 +1,6 @@
 
 <file path=word/document.xml><?xml version="1.0" encoding="utf-8"?>
-<w:document xmlns:w="http://schemas.openxmlformats.org/wordprocessingml/2006/main" xmlns:w14="http://schemas.microsoft.com/office/word/2010/wordml">
+<w:document xmlns:w="http://schemas.openxmlformats.org/wordprocessingml/2006/main" xmlns:r="http://schemas.openxmlformats.org/officeDocument/2006/relationships" xmlns:w14="http://schemas.microsoft.com/office/word/2010/wordml">
   <w:body>
     <w:p>
       <w:pPr>
@@ -4352,8 +4352,16 @@
 </w:document>
 </file>
 
+<file path=word/endnotes.xml><?xml version="1.0" encoding="utf-8"?>
+<w:endnotes xmlns:w="http://schemas.openxmlformats.org/wordprocessingml/2006/main"/>
+</file>
+
+<file path=word/footnotes.xml><?xml version="1.0" encoding="utf-8"?>
+<w:footnotes xmlns:w="http://schemas.openxmlformats.org/wordprocessingml/2006/main"/>
+</file>
+
 <file path=word/numbering.xml><?xml version="1.0" encoding="utf-8"?>
-<w:numbering xmlns:w="http://schemas.openxmlformats.org/wordprocessingml/2006/main" xmlns:mc="http://schemas.openxmlformats.org/markup-compatibility/2006" xmlns:wpc="http://schemas.microsoft.com/office/word/2010/wordprocessingCanvas" xmlns:cx="http://schemas.microsoft.com/office/drawing/2014/chartex" xmlns:cx1="http://schemas.microsoft.com/office/drawing/2015/9/8/chartex" xmlns:cx2="http://schemas.microsoft.com/office/drawing/2015/10/21/chartex" xmlns:cx3="http://schemas.microsoft.com/office/drawing/2016/5/9/chartex" xmlns:cx4="http://schemas.microsoft.com/office/drawing/2016/5/10/chartex" xmlns:cx5="http://schemas.microsoft.com/office/drawing/2016/5/11/chartex" xmlns:cx6="http://schemas.microsoft.com/office/drawing/2016/5/12/chartex" xmlns:cx7="http://schemas.microsoft.com/office/drawing/2016/5/13/chartex" xmlns:cx8="http://schemas.microsoft.com/office/drawing/2016/5/14/chartex" xmlns:aink="http://schemas.microsoft.com/office/drawing/2016/ink" xmlns:am3d="http://schemas.microsoft.com/office/drawing/2017/model3d" xmlns:o="urn:schemas-microsoft-com:office:office" xmlns:oel="http://schemas.microsoft.com/office/2019/extlst" xmlns:r="http://schemas.openxmlformats.org/officeDocument/2006/relationships" xmlns:m="http://schemas.openxmlformats.org/officeDocument/2006/math" xmlns:v="urn:schemas-microsoft-com:vml" xmlns:wp14="http://schemas.microsoft.com/office/word/2010/wordprocessingDrawing" xmlns:wp="http://schemas.openxmlformats.org/drawingml/2006/wordprocessingDrawing" xmlns:w10="urn:schemas-microsoft-com:office:word" xmlns:w14="http://schemas.microsoft.com/office/word/2010/wordml" xmlns:w16cex="http://schemas.microsoft.com/office/word/2018/wordml/cex" xmlns:w16="http://schemas.microsoft.com/office/word/2018/wordml" xmlns:w16du="http://schemas.microsoft.com/office/word/2023/wordml/word16du" xmlns:w16sdtdh="http://schemas.microsoft.com/office/word/2020/wordml/sdtdatahash" xmlns:w16sdtfl="http://schemas.microsoft.com/office/word/2024/wordml/sdtformatlock" xmlns:w16se="http://schemas.microsoft.com/office/word/2015/wordml/symex" xmlns:wpg="http://schemas.microsoft.com/office/word/2010/wordprocessingGroup" xmlns:wpi="http://schemas.microsoft.com/office/word/2010/wordprocessingInk" xmlns:wne="http://schemas.microsoft.com/office/word/2006/wordml" xmlns:wps="http://schemas.microsoft.com/office/word/2010/wordprocessingShape" mc:Ignorable="w14 w15 w16se w16cid w16 w16cex w16sdtdh w16sdtfl w16du wp14">
+<w:numbering xmlns:w="http://schemas.openxmlformats.org/wordprocessingml/2006/main" xmlns:mc="http://schemas.openxmlformats.org/markup-compatibility/2006" mc:Ignorable="w14 w15 w16se w16cid w16 w16cex w16sdtdh w16sdtfl w16du wp14">
   <w:abstractNum xmlns:w15="http://schemas.microsoft.com/office/word/2012/wordml" w:abstractNumId="0" w15:restartNumberingAfterBreak="0">
     <w:nsid w:val="FFFFFF89"/>
     <w:multiLevelType w:val="singleLevel"/>
@@ -4382,7 +4390,7 @@
 </file>
 
 <file path=word/styles.xml><?xml version="1.0" encoding="utf-8"?>
-<w:styles xmlns:w="http://schemas.openxmlformats.org/wordprocessingml/2006/main" xmlns:mc="http://schemas.openxmlformats.org/markup-compatibility/2006" xmlns:r="http://schemas.openxmlformats.org/officeDocument/2006/relationships" xmlns:w14="http://schemas.microsoft.com/office/word/2010/wordml" xmlns:w15="http://schemas.microsoft.com/office/word/2012/wordml" xmlns:w16cex="http://schemas.microsoft.com/office/word/2018/wordml/cex" xmlns:w16cid="http://schemas.microsoft.com/office/word/2016/wordml/cid" xmlns:w16="http://schemas.microsoft.com/office/word/2018/wordml" xmlns:w16du="http://schemas.microsoft.com/office/word/2023/wordml/word16du" xmlns:w16sdtdh="http://schemas.microsoft.com/office/word/2020/wordml/sdtdatahash" xmlns:w16sdtfl="http://schemas.microsoft.com/office/word/2024/wordml/sdtformatlock" xmlns:w16se="http://schemas.microsoft.com/office/word/2015/wordml/symex" mc:Ignorable="w14 w15 w16se w16cid w16 w16cex w16sdtdh w16sdtfl w16du">
+<w:styles xmlns:w="http://schemas.openxmlformats.org/wordprocessingml/2006/main" xmlns:mc="http://schemas.openxmlformats.org/markup-compatibility/2006" mc:Ignorable="w14 w15 w16se w16cid w16 w16cex w16sdtdh w16sdtfl w16du">
   <w:docDefaults>
     <w:rPrDefault>
       <w:rPr>
@@ -4781,7 +4789,7 @@
     <w:qFormat/>
     <w:rsid w:val="005F0FA3"/>
   </w:style>
-  <w:style w:type="paragraph" w:styleId="Heading1" w:default="0">
+  <w:style w:type="paragraph" w:styleId="Heading1">
     <w:name w:val="heading 1"/>
     <w:basedOn w:val="Normal"/>
     <w:next w:val="Normal"/>
@@ -4805,7 +4813,7 @@
       <w:szCs w:val="28"/>
     </w:rPr>
   </w:style>
-  <w:style w:type="paragraph" w:styleId="Heading2" w:default="0">
+  <w:style w:type="paragraph" w:styleId="Heading2">
     <w:name w:val="heading 2"/>
     <w:basedOn w:val="Normal"/>
     <w:next w:val="Normal"/>
@@ -4830,7 +4838,7 @@
       <w:szCs w:val="24"/>
     </w:rPr>
   </w:style>
-  <w:style w:type="paragraph" w:styleId="Heading3" w:default="0">
+  <w:style w:type="paragraph" w:styleId="Heading3">
     <w:name w:val="heading 3"/>
     <w:basedOn w:val="Normal"/>
     <w:next w:val="Normal"/>
@@ -4855,7 +4863,7 @@
       <w:szCs w:val="24"/>
     </w:rPr>
   </w:style>
-  <w:style w:type="paragraph" w:styleId="Heading4" w:default="0">
+  <w:style w:type="paragraph" w:styleId="Heading4">
     <w:name w:val="heading 4"/>
     <w:basedOn w:val="Normal"/>
     <w:next w:val="Normal"/>
@@ -4879,7 +4887,7 @@
       <w:spacing w:val="10"/>
     </w:rPr>
   </w:style>
-  <w:style w:type="paragraph" w:styleId="Heading5" w:default="0">
+  <w:style w:type="paragraph" w:styleId="Heading5">
     <w:name w:val="heading 5"/>
     <w:basedOn w:val="Normal"/>
     <w:next w:val="Normal"/>
@@ -4900,7 +4908,7 @@
       <w:spacing w:val="10"/>
     </w:rPr>
   </w:style>
-  <w:style w:type="paragraph" w:styleId="Heading6" w:default="0">
+  <w:style w:type="paragraph" w:styleId="Heading6">
     <w:name w:val="heading 6"/>
     <w:basedOn w:val="Normal"/>
     <w:next w:val="Normal"/>
@@ -4921,7 +4929,7 @@
       <w:spacing w:val="10"/>
     </w:rPr>
   </w:style>
-  <w:style w:type="paragraph" w:styleId="Heading7" w:default="0">
+  <w:style w:type="paragraph" w:styleId="Heading7">
     <w:name w:val="heading 7"/>
     <w:basedOn w:val="Normal"/>
     <w:next w:val="Normal"/>
@@ -4944,7 +4952,7 @@
       <w:spacing w:val="10"/>
     </w:rPr>
   </w:style>
-  <w:style w:type="paragraph" w:styleId="Heading8" w:default="0">
+  <w:style w:type="paragraph" w:styleId="Heading8">
     <w:name w:val="heading 8"/>
     <w:basedOn w:val="Normal"/>
     <w:next w:val="Normal"/>
@@ -4966,7 +4974,7 @@
       <w:szCs w:val="20"/>
     </w:rPr>
   </w:style>
-  <w:style w:type="paragraph" w:styleId="Heading9" w:default="0">
+  <w:style w:type="paragraph" w:styleId="Heading9">
     <w:name w:val="heading 9"/>
     <w:basedOn w:val="Normal"/>
     <w:next w:val="Normal"/>
@@ -5016,7 +5024,7 @@
     <w:semiHidden/>
     <w:unhideWhenUsed/>
   </w:style>
-  <w:style w:type="character" w:styleId="Heading1Char" w:default="0" w:customStyle="1">
+  <w:style w:type="character" w:styleId="Heading1Char" w:customStyle="1">
     <w:name w:val="Heading 1 Char"/>
     <w:basedOn w:val="DefaultParagraphFont"/>
     <w:link w:val="Heading1"/>
@@ -5030,7 +5038,7 @@
       <w:szCs w:val="28"/>
     </w:rPr>
   </w:style>
-  <w:style w:type="character" w:styleId="Heading2Char" w:default="0" w:customStyle="1">
+  <w:style w:type="character" w:styleId="Heading2Char" w:customStyle="1">
     <w:name w:val="Heading 2 Char"/>
     <w:basedOn w:val="DefaultParagraphFont"/>
     <w:link w:val="Heading2"/>
@@ -5044,7 +5052,7 @@
       <w:szCs w:val="24"/>
     </w:rPr>
   </w:style>
-  <w:style w:type="character" w:styleId="Heading3Char" w:default="0" w:customStyle="1">
+  <w:style w:type="character" w:styleId="Heading3Char" w:customStyle="1">
     <w:name w:val="Heading 3 Char"/>
     <w:basedOn w:val="DefaultParagraphFont"/>
     <w:link w:val="Heading3"/>
@@ -5057,7 +5065,7 @@
       <w:szCs w:val="24"/>
     </w:rPr>
   </w:style>
-  <w:style w:type="character" w:styleId="Heading4Char" w:default="0" w:customStyle="1">
+  <w:style w:type="character" w:styleId="Heading4Char" w:customStyle="1">
     <w:name w:val="Heading 4 Char"/>
     <w:basedOn w:val="DefaultParagraphFont"/>
     <w:link w:val="Heading4"/>
@@ -5070,7 +5078,7 @@
       <w:spacing w:val="10"/>
     </w:rPr>
   </w:style>
-  <w:style w:type="character" w:styleId="Heading5Char" w:default="0" w:customStyle="1">
+  <w:style w:type="character" w:styleId="Heading5Char" w:customStyle="1">
     <w:name w:val="Heading 5 Char"/>
     <w:basedOn w:val="DefaultParagraphFont"/>
     <w:link w:val="Heading5"/>
@@ -5083,7 +5091,7 @@
       <w:spacing w:val="10"/>
     </w:rPr>
   </w:style>
-  <w:style w:type="character" w:styleId="Heading6Char" w:default="0" w:customStyle="1">
+  <w:style w:type="character" w:styleId="Heading6Char" w:customStyle="1">
     <w:name w:val="Heading 6 Char"/>
     <w:basedOn w:val="DefaultParagraphFont"/>
     <w:link w:val="Heading6"/>
@@ -5096,7 +5104,7 @@
       <w:spacing w:val="10"/>
     </w:rPr>
   </w:style>
-  <w:style w:type="character" w:styleId="Heading7Char" w:default="0" w:customStyle="1">
+  <w:style w:type="character" w:styleId="Heading7Char" w:customStyle="1">
     <w:name w:val="Heading 7 Char"/>
     <w:basedOn w:val="DefaultParagraphFont"/>
     <w:link w:val="Heading7"/>
@@ -5111,7 +5119,7 @@
       <w:spacing w:val="10"/>
     </w:rPr>
   </w:style>
-  <w:style w:type="character" w:styleId="Heading8Char" w:default="0" w:customStyle="1">
+  <w:style w:type="character" w:styleId="Heading8Char" w:customStyle="1">
     <w:name w:val="Heading 8 Char"/>
     <w:basedOn w:val="DefaultParagraphFont"/>
     <w:link w:val="Heading8"/>
@@ -5125,7 +5133,7 @@
       <w:szCs w:val="20"/>
     </w:rPr>
   </w:style>
-  <w:style w:type="character" w:styleId="Heading9Char" w:default="0" w:customStyle="1">
+  <w:style w:type="character" w:styleId="Heading9Char" w:customStyle="1">
     <w:name w:val="Heading 9 Char"/>
     <w:basedOn w:val="DefaultParagraphFont"/>
     <w:link w:val="Heading9"/>
@@ -5141,7 +5149,7 @@
       <w:szCs w:val="20"/>
     </w:rPr>
   </w:style>
-  <w:style w:type="paragraph" w:styleId="Title" w:default="0">
+  <w:style w:type="paragraph" w:styleId="Title">
     <w:name w:val="Title"/>
     <w:basedOn w:val="Normal"/>
     <w:next w:val="Normal"/>
@@ -5165,7 +5173,7 @@
       <w:szCs w:val="44"/>
     </w:rPr>
   </w:style>
-  <w:style w:type="character" w:styleId="TitleChar" w:default="0" w:customStyle="1">
+  <w:style w:type="character" w:styleId="TitleChar" w:customStyle="1">
     <w:name w:val="Title Char"/>
     <w:basedOn w:val="DefaultParagraphFont"/>
     <w:link w:val="Title"/>
@@ -5179,7 +5187,7 @@
       <w:szCs w:val="44"/>
     </w:rPr>
   </w:style>
-  <w:style w:type="paragraph" w:styleId="Subtitle" w:default="0">
+  <w:style w:type="paragraph" w:styleId="Subtitle">
     <w:name w:val="Subtitle"/>
     <w:basedOn w:val="Normal"/>
     <w:next w:val="Normal"/>
@@ -5198,7 +5206,7 @@
       <w:szCs w:val="18"/>
     </w:rPr>
   </w:style>
-  <w:style w:type="character" w:styleId="SubtitleChar" w:default="0" w:customStyle="1">
+  <w:style w:type="character" w:styleId="SubtitleChar" w:customStyle="1">
     <w:name w:val="Subtitle Char"/>
     <w:basedOn w:val="DefaultParagraphFont"/>
     <w:link w:val="Subtitle"/>
@@ -5211,7 +5219,7 @@
       <w:szCs w:val="18"/>
     </w:rPr>
   </w:style>
-  <w:style w:type="paragraph" w:styleId="Quote" w:default="0">
+  <w:style w:type="paragraph" w:styleId="Quote">
     <w:name w:val="Quote"/>
     <w:basedOn w:val="Normal"/>
     <w:next w:val="Normal"/>
@@ -5224,7 +5232,7 @@
       <w:iCs/>
     </w:rPr>
   </w:style>
-  <w:style w:type="character" w:styleId="QuoteChar" w:default="0" w:customStyle="1">
+  <w:style w:type="character" w:styleId="QuoteChar" w:customStyle="1">
     <w:name w:val="Quote Char"/>
     <w:basedOn w:val="DefaultParagraphFont"/>
     <w:link w:val="Quote"/>
@@ -5235,7 +5243,7 @@
       <w:iCs/>
     </w:rPr>
   </w:style>
-  <w:style w:type="paragraph" w:styleId="ListParagraph" w:default="0">
+  <w:style w:type="paragraph" w:styleId="ListParagraph">
     <w:name w:val="List Paragraph"/>
     <w:basedOn w:val="Normal"/>
     <w:uiPriority w:val="34"/>
@@ -5246,7 +5254,7 @@
       <w:contextualSpacing/>
     </w:pPr>
   </w:style>
-  <w:style w:type="character" w:styleId="IntenseEmphasis" w:default="0">
+  <w:style w:type="character" w:styleId="IntenseEmphasis">
     <w:name w:val="Intense Emphasis"/>
     <w:uiPriority w:val="21"/>
     <w:qFormat/>
@@ -5260,7 +5268,7 @@
       <w:szCs w:val="20"/>
     </w:rPr>
   </w:style>
-  <w:style w:type="paragraph" w:styleId="IntenseQuote" w:default="0">
+  <w:style w:type="paragraph" w:styleId="IntenseQuote">
     <w:name w:val="Intense Quote"/>
     <w:basedOn w:val="Normal"/>
     <w:next w:val="Normal"/>
@@ -5284,7 +5292,7 @@
       <w:szCs w:val="20"/>
     </w:rPr>
   </w:style>
-  <w:style w:type="character" w:styleId="IntenseQuoteChar" w:default="0" w:customStyle="1">
+  <w:style w:type="character" w:styleId="IntenseQuoteChar" w:customStyle="1">
     <w:name w:val="Intense Quote Char"/>
     <w:basedOn w:val="DefaultParagraphFont"/>
     <w:link w:val="IntenseQuote"/>
@@ -5298,7 +5306,7 @@
       <w:szCs w:val="20"/>
     </w:rPr>
   </w:style>
-  <w:style w:type="character" w:styleId="IntenseReference" w:default="0">
+  <w:style w:type="character" w:styleId="IntenseReference">
     <w:name w:val="Intense Reference"/>
     <w:uiPriority w:val="32"/>
     <w:qFormat/>
@@ -5312,7 +5320,7 @@
       <w:color w:val="134162" w:themeColor="accent2" w:themeShade="7F"/>
     </w:rPr>
   </w:style>
-  <w:style w:type="paragraph" w:styleId="Caption" w:default="0">
+  <w:style w:type="paragraph" w:styleId="Caption">
     <w:name w:val="caption"/>
     <w:basedOn w:val="Normal"/>
     <w:next w:val="Normal"/>
@@ -5328,7 +5336,7 @@
       <w:szCs w:val="18"/>
     </w:rPr>
   </w:style>
-  <w:style w:type="character" w:styleId="Strong" w:default="0">
+  <w:style w:type="character" w:styleId="Strong">
     <w:name w:val="Strong"/>
     <w:uiPriority w:val="22"/>
     <w:qFormat/>
@@ -5340,7 +5348,7 @@
       <w:spacing w:val="5"/>
     </w:rPr>
   </w:style>
-  <w:style w:type="character" w:styleId="Emphasis" w:default="0">
+  <w:style w:type="character" w:styleId="Emphasis">
     <w:name w:val="Emphasis"/>
     <w:uiPriority w:val="20"/>
     <w:qFormat/>
@@ -5352,7 +5360,7 @@
       <w:szCs w:val="20"/>
     </w:rPr>
   </w:style>
-  <w:style w:type="paragraph" w:styleId="NoSpacing" w:default="0">
+  <w:style w:type="paragraph" w:styleId="NoSpacing">
     <w:name w:val="No Spacing"/>
     <w:basedOn w:val="Normal"/>
     <w:link w:val="NoSpacingChar"/>
@@ -5363,14 +5371,14 @@
       <w:spacing w:after="0" w:line="240" w:lineRule="auto"/>
     </w:pPr>
   </w:style>
-  <w:style w:type="character" w:styleId="NoSpacingChar" w:default="0" w:customStyle="1">
+  <w:style w:type="character" w:styleId="NoSpacingChar" w:customStyle="1">
     <w:name w:val="No Spacing Char"/>
     <w:basedOn w:val="DefaultParagraphFont"/>
     <w:link w:val="NoSpacing"/>
     <w:uiPriority w:val="1"/>
     <w:rsid w:val="005F0FA3"/>
   </w:style>
-  <w:style w:type="character" w:styleId="SubtleEmphasis" w:default="0">
+  <w:style w:type="character" w:styleId="SubtleEmphasis">
     <w:name w:val="Subtle Emphasis"/>
     <w:uiPriority w:val="19"/>
     <w:qFormat/>
@@ -5380,7 +5388,7 @@
       <w:iCs/>
     </w:rPr>
   </w:style>
-  <w:style w:type="character" w:styleId="SubtleReference" w:default="0">
+  <w:style w:type="character" w:styleId="SubtleReference">
     <w:name w:val="Subtle Reference"/>
     <w:basedOn w:val="DefaultParagraphFont"/>
     <w:uiPriority w:val="31"/>
@@ -5393,7 +5401,7 @@
       <w:color w:val="134162" w:themeColor="accent2" w:themeShade="7F"/>
     </w:rPr>
   </w:style>
-  <w:style w:type="character" w:styleId="BookTitle" w:default="0">
+  <w:style w:type="character" w:styleId="BookTitle">
     <w:name w:val="Book Title"/>
     <w:uiPriority w:val="33"/>
     <w:qFormat/>
@@ -5405,7 +5413,7 @@
       <w:u w:color="134162" w:themeColor="accent2" w:themeShade="7F"/>
     </w:rPr>
   </w:style>
-  <w:style w:type="paragraph" w:styleId="TOCHeading" w:default="0">
+  <w:style w:type="paragraph" w:styleId="TOCHeading">
     <w:name w:val="TOC Heading"/>
     <w:basedOn w:val="Heading1"/>
     <w:next w:val="Normal"/>
@@ -5418,7 +5426,7 @@
       <w:outlineLvl w:val="9"/>
     </w:pPr>
   </w:style>
-  <w:style w:type="paragraph" w:styleId="Date" w:default="0">
+  <w:style w:type="paragraph" w:styleId="Date">
     <w:name w:val="Date"/>
     <w:basedOn w:val="Normal"/>
     <w:next w:val="Normal"/>
@@ -5427,14 +5435,14 @@
     <w:unhideWhenUsed/>
     <w:rsid w:val="005F0FA3"/>
   </w:style>
-  <w:style w:type="character" w:styleId="DateChar" w:default="0" w:customStyle="1">
+  <w:style w:type="character" w:styleId="DateChar" w:customStyle="1">
     <w:name w:val="Date Char"/>
     <w:basedOn w:val="DefaultParagraphFont"/>
     <w:link w:val="Date"/>
     <w:uiPriority w:val="99"/>
     <w:rsid w:val="005F0FA3"/>
   </w:style>
-  <w:style w:type="paragraph" w:styleId="ListBullet" w:default="0">
+  <w:style w:type="paragraph" w:styleId="ListBullet">
     <w:name w:val="List Bullet"/>
     <w:basedOn w:val="Normal"/>
     <w:uiPriority w:val="99"/>
@@ -5450,7 +5458,7 @@
 </w:styles>
 </file>
 
-<file path=word/theme/theme1.xml><?xml version="1.0" encoding="UTF-8"?>
+<file path=word/theme/theme1.xml><?xml version="1.0" encoding="utf-8"?>
 <a:theme xmlns:a="http://schemas.openxmlformats.org/drawingml/2006/main" name="Integral">
   <a:themeElements>
     <a:clrScheme name="Integral">
@@ -5712,7 +5720,7 @@
   <a:extraClrSchemeLst/>
   <a:extLst>
     <a:ext uri="{05A4C25C-085E-4340-85A3-A5531E510DB2}">
-      <themeFamily xmlns="http://schemas.microsoft.com/office/thememl/2012/main" thm15:name="Integral" thm15:id="{3577F8C9-A904-41D8-97D2-FD898F53F20E}" thm15:vid="{682D6EBE-8D36-4FF2-9DB3-F3D8D7B6715D}"/>
+      <thm15:themeFamily xmlns:thm15="http://schemas.microsoft.com/office/thememl/2012/main" thm15:name="Integral" thm15:id="{3577F8C9-A904-41D8-97D2-FD898F53F20E}" thm15:vid="{682D6EBE-8D36-4FF2-9DB3-F3D8D7B6715D}"/>
     </a:ext>
   </a:extLst>
 </a:theme>
